--- a/启智归塾2026夏令营报名表.docx
+++ b/启智归塾2026夏令营报名表.docx
@@ -31,6 +31,40 @@
           <w:szCs w:val="20"/>
         </w:rPr>
         <w:t xml:space="preserve">启智书院 × 日月洲度假村 × 江淮书院  联合主办</w:t>
+      </w:r>
+    </w:p>
+    <w:p>
+      <w:pPr>
+        <w:spacing w:after="60"/>
+        <w:jc w:val="center"/>
+      </w:pPr>
+      <w:r>
+        <w:rPr>
+          <w:rFonts w:ascii="微软雅黑" w:cs="微软雅黑" w:eastAsia="微软雅黑" w:hAnsi="微软雅黑"/>
+          <w:b/>
+          <w:bCs/>
+          <w:color w:val="2E7D32"/>
+          <w:sz w:val="22"/>
+          <w:szCs w:val="22"/>
+        </w:rPr>
+        <w:t xml:space="preserve">时间：2026年8月1日 — 8月21日（共21天）</w:t>
+      </w:r>
+    </w:p>
+    <w:p>
+      <w:pPr>
+        <w:spacing w:after="200"/>
+        <w:jc w:val="center"/>
+      </w:pPr>
+      <w:r>
+        <w:rPr>
+          <w:rFonts w:ascii="微软雅黑" w:cs="微软雅黑" w:eastAsia="微软雅黑" w:hAnsi="微软雅黑"/>
+          <w:b/>
+          <w:bCs/>
+          <w:color w:val="2E7D32"/>
+          <w:sz w:val="22"/>
+          <w:szCs w:val="22"/>
+        </w:rPr>
+        <w:t xml:space="preserve">地点：淮安日月洲度假村（淮安经济技术开发区南马厂大道99号）</w:t>
       </w:r>
     </w:p>
     <w:p>

--- a/启智归塾2026夏令营报名表.docx
+++ b/启智归塾2026夏令营报名表.docx
@@ -1645,103 +1645,81 @@
           <w:sz w:val="26"/>
           <w:szCs w:val="26"/>
         </w:rPr>
-        <w:t xml:space="preserve">三、报名选型</w:t>
-      </w:r>
-    </w:p>
-    <w:tbl>
-      <w:tblPr>
-        <w:tblW w:type="dxa" w:w="9026"/>
-        <w:tblBorders>
-          <w:top w:val="single" w:color="auto" w:sz="4"/>
-          <w:left w:val="single" w:color="auto" w:sz="4"/>
-          <w:bottom w:val="single" w:color="auto" w:sz="4"/>
-          <w:right w:val="single" w:color="auto" w:sz="4"/>
-          <w:insideH w:val="single" w:color="auto" w:sz="4"/>
-          <w:insideV w:val="single" w:color="auto" w:sz="4"/>
-        </w:tblBorders>
-      </w:tblPr>
-      <w:tblGrid>
-        <w:gridCol w:w="2400"/>
-        <w:gridCol w:w="6626"/>
-      </w:tblGrid>
-      <w:tr>
-        <w:tc>
-          <w:tcPr>
-            <w:tcW w:type="dxa" w:w="2400"/>
-            <w:tcBorders>
-              <w:top w:val="single" w:color="C8CCD0" w:sz="1"/>
-              <w:left w:val="single" w:color="C8CCD0" w:sz="1"/>
-              <w:bottom w:val="single" w:color="C8CCD0" w:sz="1"/>
-              <w:right w:val="single" w:color="C8CCD0" w:sz="1"/>
-            </w:tcBorders>
-            <w:shd w:fill="E8F5E9" w:val="clear"/>
-            <w:tcMar>
-              <w:top w:type="dxa" w:w="60"/>
-              <w:left w:type="dxa" w:w="100"/>
-              <w:bottom w:type="dxa" w:w="60"/>
-              <w:right w:type="dxa" w:w="100"/>
-            </w:tcMar>
-          </w:tcPr>
-          <w:p>
-            <w:r>
-              <w:rPr>
-                <w:rFonts w:ascii="微软雅黑" w:cs="微软雅黑" w:eastAsia="微软雅黑" w:hAnsi="微软雅黑"/>
-                <w:b/>
-                <w:bCs/>
-                <w:sz w:val="22"/>
-                <w:szCs w:val="22"/>
-              </w:rPr>
-              <w:t xml:space="preserve">选择产品</w:t>
-            </w:r>
-            <w:r>
-              <w:rPr>
-                <w:color w:val="CC3333"/>
-                <w:sz w:val="22"/>
-                <w:szCs w:val="22"/>
-              </w:rPr>
-              <w:t xml:space="preserve"> *</w:t>
-            </w:r>
-          </w:p>
-        </w:tc>
-        <w:tc>
-          <w:tcPr>
-            <w:tcW w:type="dxa" w:w="6626"/>
-            <w:tcBorders>
-              <w:top w:val="single" w:color="C8CCD0" w:sz="1"/>
-              <w:left w:val="single" w:color="C8CCD0" w:sz="1"/>
-              <w:bottom w:val="single" w:color="C8CCD0" w:sz="1"/>
-              <w:right w:val="single" w:color="C8CCD0" w:sz="1"/>
-            </w:tcBorders>
-            <w:tcMar>
-              <w:top w:type="dxa" w:w="60"/>
-              <w:left w:type="dxa" w:w="100"/>
-              <w:bottom w:type="dxa" w:w="60"/>
-              <w:right w:type="dxa" w:w="100"/>
-            </w:tcMar>
-          </w:tcPr>
-          <w:p>
-            <w:r>
-              <w:rPr>
-                <w:i/>
-                <w:iCs/>
-                <w:color w:val="888888"/>
-                <w:sz w:val="22"/>
-                <w:szCs w:val="22"/>
-              </w:rPr>
-              <w:t xml:space="preserve">请选择：</w:t>
-            </w:r>
-            <w:r>
-              <w:rPr>
-                <w:color w:val="888888"/>
-                <w:sz w:val="20"/>
-                <w:szCs w:val="20"/>
-              </w:rPr>
-              <w:t xml:space="preserve">  体验版(7天) ¥2,980 / 进阶版(14天) ¥4,980 / 完整版(21天) ¥6,980</w:t>
-            </w:r>
-          </w:p>
-        </w:tc>
-      </w:tr>
-    </w:tbl>
+        <w:t xml:space="preserve">三、报名选型（请勾选一项）</w:t>
+      </w:r>
+    </w:p>
+    <w:p>
+      <w:pPr>
+        <w:spacing w:before="80"/>
+      </w:pPr>
+      <w:r>
+        <w:rPr>
+          <w:rFonts w:ascii="微软雅黑" w:cs="微软雅黑" w:eastAsia="微软雅黑" w:hAnsi="微软雅黑"/>
+          <w:sz w:val="24"/>
+          <w:szCs w:val="24"/>
+        </w:rPr>
+        <w:t xml:space="preserve">□ 体验版（7天）¥2,980/人</w:t>
+      </w:r>
+    </w:p>
+    <w:p>
+      <w:r>
+        <w:rPr>
+          <w:color w:val="888888"/>
+          <w:sz w:val="18"/>
+          <w:szCs w:val="18"/>
+        </w:rPr>
+        <w:t xml:space="preserve">    适合初次体验，7天道场启蒙</w:t>
+      </w:r>
+    </w:p>
+    <w:p>
+      <w:pPr>
+        <w:spacing w:before="40"/>
+      </w:pPr>
+      <w:r>
+        <w:rPr>
+          <w:rFonts w:ascii="微软雅黑" w:cs="微软雅黑" w:eastAsia="微软雅黑" w:hAnsi="微软雅黑"/>
+          <w:sz w:val="24"/>
+          <w:szCs w:val="24"/>
+        </w:rPr>
+        <w:t xml:space="preserve">□ 进阶版（14天）¥4,980/人</w:t>
+      </w:r>
+    </w:p>
+    <w:p>
+      <w:r>
+        <w:rPr>
+          <w:color w:val="888888"/>
+          <w:sz w:val="18"/>
+          <w:szCs w:val="18"/>
+        </w:rPr>
+        <w:t xml:space="preserve">    14天深度体验，心性扎根</w:t>
+      </w:r>
+    </w:p>
+    <w:p>
+      <w:pPr>
+        <w:spacing w:before="40"/>
+      </w:pPr>
+      <w:r>
+        <w:rPr>
+          <w:rFonts w:ascii="微软雅黑" w:cs="微软雅黑" w:eastAsia="微软雅黑" w:hAnsi="微软雅黑"/>
+          <w:sz w:val="24"/>
+          <w:szCs w:val="24"/>
+        </w:rPr>
+        <w:t xml:space="preserve">□ 完整版（21天）¥6,980/人</w:t>
+      </w:r>
+    </w:p>
+    <w:p>
+      <w:pPr>
+        <w:spacing w:after="120"/>
+      </w:pPr>
+      <w:r>
+        <w:rPr>
+          <w:color w:val="888888"/>
+          <w:sz w:val="18"/>
+          <w:szCs w:val="18"/>
+        </w:rPr>
+        <w:t xml:space="preserve">    完整21天道场，完整蜕变</w:t>
+      </w:r>
+    </w:p>
     <w:p>
       <w:pPr>
         <w:spacing w:after="60" w:before="60"/>

--- a/启智归塾2026夏令营报名表.docx
+++ b/启智归塾2026夏令营报名表.docx
@@ -606,6 +606,75 @@
                 <w:sz w:val="22"/>
                 <w:szCs w:val="22"/>
               </w:rPr>
+              <w:t xml:space="preserve">  身份证号</w:t>
+            </w:r>
+            <w:r>
+              <w:rPr>
+                <w:color w:val="CC3333"/>
+                <w:sz w:val="22"/>
+                <w:szCs w:val="22"/>
+              </w:rPr>
+              <w:t xml:space="preserve"> *</w:t>
+            </w:r>
+          </w:p>
+        </w:tc>
+        <w:tc>
+          <w:tcPr>
+            <w:tcW w:type="dxa" w:w="6626"/>
+            <w:tcBorders>
+              <w:top w:val="single" w:color="C8CCD0" w:sz="1"/>
+              <w:left w:val="single" w:color="C8CCD0" w:sz="1"/>
+              <w:bottom w:val="single" w:color="C8CCD0" w:sz="1"/>
+              <w:right w:val="single" w:color="C8CCD0" w:sz="1"/>
+            </w:tcBorders>
+            <w:tcMar>
+              <w:top w:type="dxa" w:w="60"/>
+              <w:left w:type="dxa" w:w="100"/>
+              <w:bottom w:type="dxa" w:w="60"/>
+              <w:right w:type="dxa" w:w="100"/>
+            </w:tcMar>
+          </w:tcPr>
+          <w:p>
+            <w:r>
+              <w:rPr>
+                <w:i/>
+                <w:iCs/>
+                <w:color w:val="888888"/>
+                <w:sz w:val="22"/>
+                <w:szCs w:val="22"/>
+              </w:rPr>
+              <w:t xml:space="preserve">18位身份证号，必填</w:t>
+            </w:r>
+          </w:p>
+        </w:tc>
+      </w:tr>
+      <w:tr>
+        <w:tc>
+          <w:tcPr>
+            <w:tcW w:type="dxa" w:w="2400"/>
+            <w:tcBorders>
+              <w:top w:val="single" w:color="C8CCD0" w:sz="1"/>
+              <w:left w:val="single" w:color="C8CCD0" w:sz="1"/>
+              <w:bottom w:val="single" w:color="C8CCD0" w:sz="1"/>
+              <w:right w:val="single" w:color="C8CCD0" w:sz="1"/>
+            </w:tcBorders>
+            <w:shd w:fill="E8F5E9" w:val="clear"/>
+            <w:tcMar>
+              <w:top w:type="dxa" w:w="60"/>
+              <w:left w:type="dxa" w:w="100"/>
+              <w:bottom w:type="dxa" w:w="60"/>
+              <w:right w:type="dxa" w:w="100"/>
+            </w:tcMar>
+          </w:tcPr>
+          <w:p>
+            <w:r>
+              <w:rPr>
+                <w:rFonts w:ascii="微软雅黑" w:cs="微软雅黑" w:eastAsia="微软雅黑" w:hAnsi="微软雅黑"/>
+                <w:b/>
+                <w:bCs/>
+                <w:sz w:val="22"/>
+                <w:szCs w:val="22"/>
+              </w:rPr>
               <w:t xml:space="preserve">  年级</w:t>
             </w:r>
           </w:p>
@@ -1030,6 +1099,67 @@
                 <w:sz w:val="22"/>
                 <w:szCs w:val="22"/>
               </w:rPr>
+              <w:t xml:space="preserve">  身份证号</w:t>
+            </w:r>
+          </w:p>
+        </w:tc>
+        <w:tc>
+          <w:tcPr>
+            <w:tcW w:type="dxa" w:w="6626"/>
+            <w:tcBorders>
+              <w:top w:val="single" w:color="C8CCD0" w:sz="1"/>
+              <w:left w:val="single" w:color="C8CCD0" w:sz="1"/>
+              <w:bottom w:val="single" w:color="C8CCD0" w:sz="1"/>
+              <w:right w:val="single" w:color="C8CCD0" w:sz="1"/>
+            </w:tcBorders>
+            <w:tcMar>
+              <w:top w:type="dxa" w:w="60"/>
+              <w:left w:type="dxa" w:w="100"/>
+              <w:bottom w:type="dxa" w:w="60"/>
+              <w:right w:type="dxa" w:w="100"/>
+            </w:tcMar>
+          </w:tcPr>
+          <w:p>
+            <w:r>
+              <w:rPr>
+                <w:i/>
+                <w:iCs/>
+                <w:color w:val="888888"/>
+                <w:sz w:val="22"/>
+                <w:szCs w:val="22"/>
+              </w:rPr>
+              <w:t xml:space="preserve">18位身份证号，必填</w:t>
+            </w:r>
+          </w:p>
+        </w:tc>
+      </w:tr>
+      <w:tr>
+        <w:tc>
+          <w:tcPr>
+            <w:tcW w:type="dxa" w:w="2400"/>
+            <w:tcBorders>
+              <w:top w:val="single" w:color="C8CCD0" w:sz="1"/>
+              <w:left w:val="single" w:color="C8CCD0" w:sz="1"/>
+              <w:bottom w:val="single" w:color="C8CCD0" w:sz="1"/>
+              <w:right w:val="single" w:color="C8CCD0" w:sz="1"/>
+            </w:tcBorders>
+            <w:shd w:fill="E8F5E9" w:val="clear"/>
+            <w:tcMar>
+              <w:top w:type="dxa" w:w="60"/>
+              <w:left w:type="dxa" w:w="100"/>
+              <w:bottom w:type="dxa" w:w="60"/>
+              <w:right w:type="dxa" w:w="100"/>
+            </w:tcMar>
+          </w:tcPr>
+          <w:p>
+            <w:r>
+              <w:rPr>
+                <w:rFonts w:ascii="微软雅黑" w:cs="微软雅黑" w:eastAsia="微软雅黑" w:hAnsi="微软雅黑"/>
+                <w:b/>
+                <w:bCs/>
+                <w:sz w:val="22"/>
+                <w:szCs w:val="22"/>
+              </w:rPr>
               <w:t xml:space="preserve">  年级</w:t>
             </w:r>
           </w:p>
@@ -1454,6 +1584,67 @@
                 <w:sz w:val="22"/>
                 <w:szCs w:val="22"/>
               </w:rPr>
+              <w:t xml:space="preserve">  身份证号</w:t>
+            </w:r>
+          </w:p>
+        </w:tc>
+        <w:tc>
+          <w:tcPr>
+            <w:tcW w:type="dxa" w:w="6626"/>
+            <w:tcBorders>
+              <w:top w:val="single" w:color="C8CCD0" w:sz="1"/>
+              <w:left w:val="single" w:color="C8CCD0" w:sz="1"/>
+              <w:bottom w:val="single" w:color="C8CCD0" w:sz="1"/>
+              <w:right w:val="single" w:color="C8CCD0" w:sz="1"/>
+            </w:tcBorders>
+            <w:tcMar>
+              <w:top w:type="dxa" w:w="60"/>
+              <w:left w:type="dxa" w:w="100"/>
+              <w:bottom w:type="dxa" w:w="60"/>
+              <w:right w:type="dxa" w:w="100"/>
+            </w:tcMar>
+          </w:tcPr>
+          <w:p>
+            <w:r>
+              <w:rPr>
+                <w:i/>
+                <w:iCs/>
+                <w:color w:val="888888"/>
+                <w:sz w:val="22"/>
+                <w:szCs w:val="22"/>
+              </w:rPr>
+              <w:t xml:space="preserve">18位身份证号，必填</w:t>
+            </w:r>
+          </w:p>
+        </w:tc>
+      </w:tr>
+      <w:tr>
+        <w:tc>
+          <w:tcPr>
+            <w:tcW w:type="dxa" w:w="2400"/>
+            <w:tcBorders>
+              <w:top w:val="single" w:color="C8CCD0" w:sz="1"/>
+              <w:left w:val="single" w:color="C8CCD0" w:sz="1"/>
+              <w:bottom w:val="single" w:color="C8CCD0" w:sz="1"/>
+              <w:right w:val="single" w:color="C8CCD0" w:sz="1"/>
+            </w:tcBorders>
+            <w:shd w:fill="E8F5E9" w:val="clear"/>
+            <w:tcMar>
+              <w:top w:type="dxa" w:w="60"/>
+              <w:left w:type="dxa" w:w="100"/>
+              <w:bottom w:type="dxa" w:w="60"/>
+              <w:right w:type="dxa" w:w="100"/>
+            </w:tcMar>
+          </w:tcPr>
+          <w:p>
+            <w:r>
+              <w:rPr>
+                <w:rFonts w:ascii="微软雅黑" w:cs="微软雅黑" w:eastAsia="微软雅黑" w:hAnsi="微软雅黑"/>
+                <w:b/>
+                <w:bCs/>
+                <w:sz w:val="22"/>
+                <w:szCs w:val="22"/>
+              </w:rPr>
               <w:t xml:space="preserve">  年级</w:t>
             </w:r>
           </w:p>
@@ -1970,6 +2161,190 @@
           <w:szCs w:val="20"/>
         </w:rPr>
         <w:t xml:space="preserve">按周时勾选以下周次（父亲）：</w:t>
+      </w:r>
+    </w:p>
+    <w:p>
+      <w:r>
+        <w:rPr>
+          <w:color w:val="888888"/>
+          <w:sz w:val="20"/>
+          <w:szCs w:val="20"/>
+        </w:rPr>
+        <w:t xml:space="preserve">□ 第一周（8月1日-7日）    □ 第二周（8月8日-14日）    □ 第三周（8月15日-21日）</w:t>
+      </w:r>
+    </w:p>
+    <w:p>
+      <w:pPr>
+        <w:spacing w:after="60" w:before="60"/>
+      </w:pPr>
+    </w:p>
+    <w:p>
+      <w:r>
+        <w:rPr>
+          <w:rFonts w:ascii="微软雅黑" w:cs="微软雅黑" w:eastAsia="微软雅黑" w:hAnsi="微软雅黑"/>
+          <w:b/>
+          <w:bCs/>
+          <w:sz w:val="22"/>
+          <w:szCs w:val="22"/>
+        </w:rPr>
+        <w:t xml:space="preserve">其它亲属（选填）</w:t>
+      </w:r>
+    </w:p>
+    <w:tbl>
+      <w:tblPr>
+        <w:tblW w:type="dxa" w:w="9026"/>
+        <w:tblBorders>
+          <w:top w:val="single" w:color="auto" w:sz="4"/>
+          <w:left w:val="single" w:color="auto" w:sz="4"/>
+          <w:bottom w:val="single" w:color="auto" w:sz="4"/>
+          <w:right w:val="single" w:color="auto" w:sz="4"/>
+          <w:insideH w:val="single" w:color="auto" w:sz="4"/>
+          <w:insideV w:val="single" w:color="auto" w:sz="4"/>
+        </w:tblBorders>
+      </w:tblPr>
+      <w:tblGrid>
+        <w:gridCol w:w="2400"/>
+        <w:gridCol w:w="6626"/>
+      </w:tblGrid>
+      <w:tr>
+        <w:tc>
+          <w:tcPr>
+            <w:tcW w:type="dxa" w:w="2400"/>
+            <w:tcBorders>
+              <w:top w:val="single" w:color="C8CCD0" w:sz="1"/>
+              <w:left w:val="single" w:color="C8CCD0" w:sz="1"/>
+              <w:bottom w:val="single" w:color="C8CCD0" w:sz="1"/>
+              <w:right w:val="single" w:color="C8CCD0" w:sz="1"/>
+            </w:tcBorders>
+            <w:shd w:fill="E8F5E9" w:val="clear"/>
+            <w:tcMar>
+              <w:top w:type="dxa" w:w="60"/>
+              <w:left w:type="dxa" w:w="100"/>
+              <w:bottom w:type="dxa" w:w="60"/>
+              <w:right w:type="dxa" w:w="100"/>
+            </w:tcMar>
+          </w:tcPr>
+          <w:p>
+            <w:r>
+              <w:rPr>
+                <w:rFonts w:ascii="微软雅黑" w:cs="微软雅黑" w:eastAsia="微软雅黑" w:hAnsi="微软雅黑"/>
+                <w:b/>
+                <w:bCs/>
+                <w:sz w:val="22"/>
+                <w:szCs w:val="22"/>
+              </w:rPr>
+              <w:t xml:space="preserve">与孩子关系</w:t>
+            </w:r>
+          </w:p>
+        </w:tc>
+        <w:tc>
+          <w:tcPr>
+            <w:tcW w:type="dxa" w:w="6626"/>
+            <w:tcBorders>
+              <w:top w:val="single" w:color="C8CCD0" w:sz="1"/>
+              <w:left w:val="single" w:color="C8CCD0" w:sz="1"/>
+              <w:bottom w:val="single" w:color="C8CCD0" w:sz="1"/>
+              <w:right w:val="single" w:color="C8CCD0" w:sz="1"/>
+            </w:tcBorders>
+            <w:tcMar>
+              <w:top w:type="dxa" w:w="60"/>
+              <w:left w:type="dxa" w:w="100"/>
+              <w:bottom w:type="dxa" w:w="60"/>
+              <w:right w:type="dxa" w:w="100"/>
+            </w:tcMar>
+          </w:tcPr>
+          <w:p>
+            <w:r>
+              <w:rPr>
+                <w:i/>
+                <w:iCs/>
+                <w:color w:val="888888"/>
+                <w:sz w:val="22"/>
+                <w:szCs w:val="22"/>
+              </w:rPr>
+              <w:t xml:space="preserve">请注明身份（如：爷爷、舅舅等）</w:t>
+            </w:r>
+          </w:p>
+        </w:tc>
+      </w:tr>
+      <w:tr>
+        <w:tc>
+          <w:tcPr>
+            <w:tcW w:type="dxa" w:w="2400"/>
+            <w:tcBorders>
+              <w:top w:val="single" w:color="C8CCD0" w:sz="1"/>
+              <w:left w:val="single" w:color="C8CCD0" w:sz="1"/>
+              <w:bottom w:val="single" w:color="C8CCD0" w:sz="1"/>
+              <w:right w:val="single" w:color="C8CCD0" w:sz="1"/>
+            </w:tcBorders>
+            <w:shd w:fill="E8F5E9" w:val="clear"/>
+            <w:tcMar>
+              <w:top w:type="dxa" w:w="60"/>
+              <w:left w:type="dxa" w:w="100"/>
+              <w:bottom w:type="dxa" w:w="60"/>
+              <w:right w:type="dxa" w:w="100"/>
+            </w:tcMar>
+          </w:tcPr>
+          <w:p>
+            <w:r>
+              <w:rPr>
+                <w:rFonts w:ascii="微软雅黑" w:cs="微软雅黑" w:eastAsia="微软雅黑" w:hAnsi="微软雅黑"/>
+                <w:b/>
+                <w:bCs/>
+                <w:sz w:val="22"/>
+                <w:szCs w:val="22"/>
+              </w:rPr>
+              <w:t xml:space="preserve">参与方式</w:t>
+            </w:r>
+          </w:p>
+        </w:tc>
+        <w:tc>
+          <w:tcPr>
+            <w:tcW w:type="dxa" w:w="6626"/>
+            <w:tcBorders>
+              <w:top w:val="single" w:color="C8CCD0" w:sz="1"/>
+              <w:left w:val="single" w:color="C8CCD0" w:sz="1"/>
+              <w:bottom w:val="single" w:color="C8CCD0" w:sz="1"/>
+              <w:right w:val="single" w:color="C8CCD0" w:sz="1"/>
+            </w:tcBorders>
+            <w:tcMar>
+              <w:top w:type="dxa" w:w="60"/>
+              <w:left w:type="dxa" w:w="100"/>
+              <w:bottom w:type="dxa" w:w="60"/>
+              <w:right w:type="dxa" w:w="100"/>
+            </w:tcMar>
+          </w:tcPr>
+          <w:p>
+            <w:r>
+              <w:rPr>
+                <w:i/>
+                <w:iCs/>
+                <w:color w:val="888888"/>
+                <w:sz w:val="22"/>
+                <w:szCs w:val="22"/>
+              </w:rPr>
+              <w:t xml:space="preserve">请选择：</w:t>
+            </w:r>
+            <w:r>
+              <w:rPr>
+                <w:color w:val="888888"/>
+                <w:sz w:val="20"/>
+                <w:szCs w:val="20"/>
+              </w:rPr>
+              <w:t xml:space="preserve">  不参加 / 全程 ¥3,580 / 按周 ¥980/7天</w:t>
+            </w:r>
+          </w:p>
+        </w:tc>
+      </w:tr>
+    </w:tbl>
+    <w:p>
+      <w:r>
+        <w:rPr>
+          <w:color w:val="888888"/>
+          <w:sz w:val="20"/>
+          <w:szCs w:val="20"/>
+        </w:rPr>
+        <w:t xml:space="preserve">按周时勾选以下周次（其它亲属）：</w:t>
       </w:r>
     </w:p>
     <w:p>

--- a/启智归塾2026夏令营报名表.docx
+++ b/启智归塾2026夏令营报名表.docx
@@ -648,221 +648,51 @@
           </w:p>
         </w:tc>
       </w:tr>
-      <w:tr>
-        <w:tc>
-          <w:tcPr>
-            <w:tcW w:type="dxa" w:w="2400"/>
-            <w:tcBorders>
-              <w:top w:val="single" w:color="C8CCD0" w:sz="1"/>
-              <w:left w:val="single" w:color="C8CCD0" w:sz="1"/>
-              <w:bottom w:val="single" w:color="C8CCD0" w:sz="1"/>
-              <w:right w:val="single" w:color="C8CCD0" w:sz="1"/>
-            </w:tcBorders>
-            <w:shd w:fill="E8F5E9" w:val="clear"/>
-            <w:tcMar>
-              <w:top w:type="dxa" w:w="60"/>
-              <w:left w:type="dxa" w:w="100"/>
-              <w:bottom w:type="dxa" w:w="60"/>
-              <w:right w:type="dxa" w:w="100"/>
-            </w:tcMar>
-          </w:tcPr>
-          <w:p>
-            <w:r>
-              <w:rPr>
-                <w:rFonts w:ascii="微软雅黑" w:cs="微软雅黑" w:eastAsia="微软雅黑" w:hAnsi="微软雅黑"/>
-                <w:b/>
-                <w:bCs/>
-                <w:sz w:val="22"/>
-                <w:szCs w:val="22"/>
-              </w:rPr>
-              <w:t xml:space="preserve">  年级</w:t>
-            </w:r>
-          </w:p>
-        </w:tc>
-        <w:tc>
-          <w:tcPr>
-            <w:tcW w:type="dxa" w:w="6626"/>
-            <w:tcBorders>
-              <w:top w:val="single" w:color="C8CCD0" w:sz="1"/>
-              <w:left w:val="single" w:color="C8CCD0" w:sz="1"/>
-              <w:bottom w:val="single" w:color="C8CCD0" w:sz="1"/>
-              <w:right w:val="single" w:color="C8CCD0" w:sz="1"/>
-            </w:tcBorders>
-            <w:tcMar>
-              <w:top w:type="dxa" w:w="60"/>
-              <w:left w:type="dxa" w:w="100"/>
-              <w:bottom w:type="dxa" w:w="60"/>
-              <w:right w:type="dxa" w:w="100"/>
-            </w:tcMar>
-          </w:tcPr>
-          <w:p>
-            <w:r>
-              <w:rPr>
-                <w:i/>
-                <w:iCs/>
-                <w:color w:val="888888"/>
-                <w:sz w:val="22"/>
-                <w:szCs w:val="22"/>
-              </w:rPr>
-              <w:t xml:space="preserve">请选择：</w:t>
-            </w:r>
-            <w:r>
-              <w:rPr>
-                <w:color w:val="888888"/>
-                <w:sz w:val="20"/>
-                <w:szCs w:val="20"/>
-              </w:rPr>
-              <w:t xml:space="preserve">  学前 / 小1-3 / 小4-6 / 初中 / 高中</w:t>
-            </w:r>
-          </w:p>
-        </w:tc>
-      </w:tr>
-      <w:tr>
-        <w:tc>
-          <w:tcPr>
-            <w:tcW w:type="dxa" w:w="2400"/>
-            <w:tcBorders>
-              <w:top w:val="single" w:color="C8CCD0" w:sz="1"/>
-              <w:left w:val="single" w:color="C8CCD0" w:sz="1"/>
-              <w:bottom w:val="single" w:color="C8CCD0" w:sz="1"/>
-              <w:right w:val="single" w:color="C8CCD0" w:sz="1"/>
-            </w:tcBorders>
-            <w:shd w:fill="E8F5E9" w:val="clear"/>
-            <w:tcMar>
-              <w:top w:type="dxa" w:w="60"/>
-              <w:left w:type="dxa" w:w="100"/>
-              <w:bottom w:type="dxa" w:w="60"/>
-              <w:right w:type="dxa" w:w="100"/>
-            </w:tcMar>
-          </w:tcPr>
-          <w:p>
-            <w:r>
-              <w:rPr>
-                <w:rFonts w:ascii="微软雅黑" w:cs="微软雅黑" w:eastAsia="微软雅黑" w:hAnsi="微软雅黑"/>
-                <w:b/>
-                <w:bCs/>
-                <w:sz w:val="22"/>
-                <w:szCs w:val="22"/>
-              </w:rPr>
-              <w:t xml:space="preserve">  特殊需求</w:t>
-            </w:r>
-          </w:p>
-        </w:tc>
-        <w:tc>
-          <w:tcPr>
-            <w:tcW w:type="dxa" w:w="6626"/>
-            <w:tcBorders>
-              <w:top w:val="single" w:color="C8CCD0" w:sz="1"/>
-              <w:left w:val="single" w:color="C8CCD0" w:sz="1"/>
-              <w:bottom w:val="single" w:color="C8CCD0" w:sz="1"/>
-              <w:right w:val="single" w:color="C8CCD0" w:sz="1"/>
-            </w:tcBorders>
-            <w:tcMar>
-              <w:top w:type="dxa" w:w="60"/>
-              <w:left w:type="dxa" w:w="100"/>
-              <w:bottom w:type="dxa" w:w="60"/>
-              <w:right w:type="dxa" w:w="100"/>
-            </w:tcMar>
-          </w:tcPr>
-          <w:p>
-            <w:r>
-              <w:rPr>
-                <w:i/>
-                <w:iCs/>
-                <w:color w:val="888888"/>
-                <w:sz w:val="22"/>
-                <w:szCs w:val="22"/>
-              </w:rPr>
-              <w:t xml:space="preserve">请选择：</w:t>
-            </w:r>
-            <w:r>
-              <w:rPr>
-                <w:color w:val="888888"/>
-                <w:sz w:val="20"/>
-                <w:szCs w:val="20"/>
-              </w:rPr>
-              <w:t xml:space="preserve">  无 / 有</w:t>
-            </w:r>
-          </w:p>
-        </w:tc>
-      </w:tr>
-      <w:tr>
-        <w:tc>
-          <w:tcPr>
-            <w:tcW w:type="dxa" w:w="2400"/>
-            <w:tcBorders>
-              <w:top w:val="single" w:color="C8CCD0" w:sz="1"/>
-              <w:left w:val="single" w:color="C8CCD0" w:sz="1"/>
-              <w:bottom w:val="single" w:color="C8CCD0" w:sz="1"/>
-              <w:right w:val="single" w:color="C8CCD0" w:sz="1"/>
-            </w:tcBorders>
-            <w:shd w:fill="E8F5E9" w:val="clear"/>
-            <w:tcMar>
-              <w:top w:type="dxa" w:w="60"/>
-              <w:left w:type="dxa" w:w="100"/>
-              <w:bottom w:type="dxa" w:w="60"/>
-              <w:right w:type="dxa" w:w="100"/>
-            </w:tcMar>
-          </w:tcPr>
-          <w:p>
-            <w:r>
-              <w:rPr>
-                <w:rFonts w:ascii="微软雅黑" w:cs="微软雅黑" w:eastAsia="微软雅黑" w:hAnsi="微软雅黑"/>
-                <w:b/>
-                <w:bCs/>
-                <w:sz w:val="22"/>
-                <w:szCs w:val="22"/>
-              </w:rPr>
-              <w:t xml:space="preserve">  特殊需求说明</w:t>
-            </w:r>
-          </w:p>
-        </w:tc>
-        <w:tc>
-          <w:tcPr>
-            <w:tcW w:type="dxa" w:w="6626"/>
-            <w:tcBorders>
-              <w:top w:val="single" w:color="C8CCD0" w:sz="1"/>
-              <w:left w:val="single" w:color="C8CCD0" w:sz="1"/>
-              <w:bottom w:val="single" w:color="C8CCD0" w:sz="1"/>
-              <w:right w:val="single" w:color="C8CCD0" w:sz="1"/>
-            </w:tcBorders>
-            <w:tcMar>
-              <w:top w:type="dxa" w:w="60"/>
-              <w:left w:type="dxa" w:w="100"/>
-              <w:bottom w:type="dxa" w:w="60"/>
-              <w:right w:type="dxa" w:w="100"/>
-            </w:tcMar>
-          </w:tcPr>
-          <w:p>
-            <w:r>
-              <w:rPr>
-                <w:i/>
-                <w:iCs/>
-                <w:color w:val="888888"/>
-                <w:sz w:val="22"/>
-                <w:szCs w:val="22"/>
-              </w:rPr>
-              <w:t xml:space="preserve">如：食物过敏、药物等</w:t>
-            </w:r>
-          </w:p>
-        </w:tc>
-      </w:tr>
     </w:tbl>
     <w:p>
       <w:pPr>
-        <w:spacing w:after="60" w:before="60"/>
-      </w:pPr>
-    </w:p>
-    <w:p>
-      <w:r>
-        <w:rPr>
-          <w:rFonts w:ascii="微软雅黑" w:cs="微软雅黑" w:eastAsia="微软雅黑" w:hAnsi="微软雅黑"/>
-          <w:b/>
-          <w:bCs/>
+        <w:spacing w:before="60"/>
+      </w:pPr>
+      <w:r>
+        <w:rPr>
+          <w:color w:val="888888"/>
+          <w:sz w:val="20"/>
+          <w:szCs w:val="20"/>
+        </w:rPr>
+        <w:t xml:space="preserve">  年级（请勾选一项）：</w:t>
+      </w:r>
+    </w:p>
+    <w:p>
+      <w:r>
+        <w:rPr>
+          <w:rFonts w:ascii="微软雅黑" w:cs="微软雅黑" w:eastAsia="微软雅黑" w:hAnsi="微软雅黑"/>
           <w:sz w:val="22"/>
           <w:szCs w:val="22"/>
         </w:rPr>
-        <w:t xml:space="preserve">孩子 2</w:t>
+        <w:t xml:space="preserve">    □ 学前    □ 小1-3    □ 小4-6    □ 初中    □ 高中</w:t>
+      </w:r>
+    </w:p>
+    <w:p>
+      <w:pPr>
+        <w:spacing w:before="40"/>
+      </w:pPr>
+      <w:r>
+        <w:rPr>
+          <w:color w:val="888888"/>
+          <w:sz w:val="20"/>
+          <w:szCs w:val="20"/>
+        </w:rPr>
+        <w:t xml:space="preserve">  特殊需求（请勾选）：</w:t>
+      </w:r>
+    </w:p>
+    <w:p>
+      <w:r>
+        <w:rPr>
+          <w:rFonts w:ascii="微软雅黑" w:cs="微软雅黑" w:eastAsia="微软雅黑" w:hAnsi="微软雅黑"/>
+          <w:sz w:val="22"/>
+          <w:szCs w:val="22"/>
+        </w:rPr>
+        <w:t xml:space="preserve">    □ 无    □ 有（如有请在下行填写说明）</w:t>
       </w:r>
     </w:p>
     <w:tbl>
@@ -908,396 +738,6 @@
                 <w:sz w:val="22"/>
                 <w:szCs w:val="22"/>
               </w:rPr>
-              <w:t xml:space="preserve">  姓名</w:t>
-            </w:r>
-          </w:p>
-        </w:tc>
-        <w:tc>
-          <w:tcPr>
-            <w:tcW w:type="dxa" w:w="6626"/>
-            <w:tcBorders>
-              <w:top w:val="single" w:color="C8CCD0" w:sz="1"/>
-              <w:left w:val="single" w:color="C8CCD0" w:sz="1"/>
-              <w:bottom w:val="single" w:color="C8CCD0" w:sz="1"/>
-              <w:right w:val="single" w:color="C8CCD0" w:sz="1"/>
-            </w:tcBorders>
-            <w:tcMar>
-              <w:top w:type="dxa" w:w="60"/>
-              <w:left w:type="dxa" w:w="100"/>
-              <w:bottom w:type="dxa" w:w="60"/>
-              <w:right w:type="dxa" w:w="100"/>
-            </w:tcMar>
-          </w:tcPr>
-          <w:p>
-            <w:r>
-              <w:rPr>
-                <w:i/>
-                <w:iCs/>
-                <w:color w:val="888888"/>
-                <w:sz w:val="22"/>
-                <w:szCs w:val="22"/>
-              </w:rPr>
-              <w:t xml:space="preserve">孩子2姓名</w:t>
-            </w:r>
-          </w:p>
-        </w:tc>
-      </w:tr>
-      <w:tr>
-        <w:tc>
-          <w:tcPr>
-            <w:tcW w:type="dxa" w:w="2400"/>
-            <w:tcBorders>
-              <w:top w:val="single" w:color="C8CCD0" w:sz="1"/>
-              <w:left w:val="single" w:color="C8CCD0" w:sz="1"/>
-              <w:bottom w:val="single" w:color="C8CCD0" w:sz="1"/>
-              <w:right w:val="single" w:color="C8CCD0" w:sz="1"/>
-            </w:tcBorders>
-            <w:shd w:fill="E8F5E9" w:val="clear"/>
-            <w:tcMar>
-              <w:top w:type="dxa" w:w="60"/>
-              <w:left w:type="dxa" w:w="100"/>
-              <w:bottom w:type="dxa" w:w="60"/>
-              <w:right w:type="dxa" w:w="100"/>
-            </w:tcMar>
-          </w:tcPr>
-          <w:p>
-            <w:r>
-              <w:rPr>
-                <w:rFonts w:ascii="微软雅黑" w:cs="微软雅黑" w:eastAsia="微软雅黑" w:hAnsi="微软雅黑"/>
-                <w:b/>
-                <w:bCs/>
-                <w:sz w:val="22"/>
-                <w:szCs w:val="22"/>
-              </w:rPr>
-              <w:t xml:space="preserve">  性别</w:t>
-            </w:r>
-          </w:p>
-        </w:tc>
-        <w:tc>
-          <w:tcPr>
-            <w:tcW w:type="dxa" w:w="6626"/>
-            <w:tcBorders>
-              <w:top w:val="single" w:color="C8CCD0" w:sz="1"/>
-              <w:left w:val="single" w:color="C8CCD0" w:sz="1"/>
-              <w:bottom w:val="single" w:color="C8CCD0" w:sz="1"/>
-              <w:right w:val="single" w:color="C8CCD0" w:sz="1"/>
-            </w:tcBorders>
-            <w:tcMar>
-              <w:top w:type="dxa" w:w="60"/>
-              <w:left w:type="dxa" w:w="100"/>
-              <w:bottom w:type="dxa" w:w="60"/>
-              <w:right w:type="dxa" w:w="100"/>
-            </w:tcMar>
-          </w:tcPr>
-          <w:p>
-            <w:r>
-              <w:rPr>
-                <w:i/>
-                <w:iCs/>
-                <w:color w:val="888888"/>
-                <w:sz w:val="22"/>
-                <w:szCs w:val="22"/>
-              </w:rPr>
-              <w:t xml:space="preserve">请选择：</w:t>
-            </w:r>
-            <w:r>
-              <w:rPr>
-                <w:color w:val="888888"/>
-                <w:sz w:val="20"/>
-                <w:szCs w:val="20"/>
-              </w:rPr>
-              <w:t xml:space="preserve">  男 / 女</w:t>
-            </w:r>
-          </w:p>
-        </w:tc>
-      </w:tr>
-      <w:tr>
-        <w:tc>
-          <w:tcPr>
-            <w:tcW w:type="dxa" w:w="2400"/>
-            <w:tcBorders>
-              <w:top w:val="single" w:color="C8CCD0" w:sz="1"/>
-              <w:left w:val="single" w:color="C8CCD0" w:sz="1"/>
-              <w:bottom w:val="single" w:color="C8CCD0" w:sz="1"/>
-              <w:right w:val="single" w:color="C8CCD0" w:sz="1"/>
-            </w:tcBorders>
-            <w:shd w:fill="E8F5E9" w:val="clear"/>
-            <w:tcMar>
-              <w:top w:type="dxa" w:w="60"/>
-              <w:left w:type="dxa" w:w="100"/>
-              <w:bottom w:type="dxa" w:w="60"/>
-              <w:right w:type="dxa" w:w="100"/>
-            </w:tcMar>
-          </w:tcPr>
-          <w:p>
-            <w:r>
-              <w:rPr>
-                <w:rFonts w:ascii="微软雅黑" w:cs="微软雅黑" w:eastAsia="微软雅黑" w:hAnsi="微软雅黑"/>
-                <w:b/>
-                <w:bCs/>
-                <w:sz w:val="22"/>
-                <w:szCs w:val="22"/>
-              </w:rPr>
-              <w:t xml:space="preserve">  年龄(5-18)</w:t>
-            </w:r>
-          </w:p>
-        </w:tc>
-        <w:tc>
-          <w:tcPr>
-            <w:tcW w:type="dxa" w:w="6626"/>
-            <w:tcBorders>
-              <w:top w:val="single" w:color="C8CCD0" w:sz="1"/>
-              <w:left w:val="single" w:color="C8CCD0" w:sz="1"/>
-              <w:bottom w:val="single" w:color="C8CCD0" w:sz="1"/>
-              <w:right w:val="single" w:color="C8CCD0" w:sz="1"/>
-            </w:tcBorders>
-            <w:tcMar>
-              <w:top w:type="dxa" w:w="60"/>
-              <w:left w:type="dxa" w:w="100"/>
-              <w:bottom w:type="dxa" w:w="60"/>
-              <w:right w:type="dxa" w:w="100"/>
-            </w:tcMar>
-          </w:tcPr>
-          <w:p>
-            <w:r>
-              <w:rPr>
-                <w:i/>
-                <w:iCs/>
-                <w:color w:val="888888"/>
-                <w:sz w:val="22"/>
-                <w:szCs w:val="22"/>
-              </w:rPr>
-              <w:t xml:space="preserve">如：10</w:t>
-            </w:r>
-          </w:p>
-        </w:tc>
-      </w:tr>
-      <w:tr>
-        <w:tc>
-          <w:tcPr>
-            <w:tcW w:type="dxa" w:w="2400"/>
-            <w:tcBorders>
-              <w:top w:val="single" w:color="C8CCD0" w:sz="1"/>
-              <w:left w:val="single" w:color="C8CCD0" w:sz="1"/>
-              <w:bottom w:val="single" w:color="C8CCD0" w:sz="1"/>
-              <w:right w:val="single" w:color="C8CCD0" w:sz="1"/>
-            </w:tcBorders>
-            <w:shd w:fill="E8F5E9" w:val="clear"/>
-            <w:tcMar>
-              <w:top w:type="dxa" w:w="60"/>
-              <w:left w:type="dxa" w:w="100"/>
-              <w:bottom w:type="dxa" w:w="60"/>
-              <w:right w:type="dxa" w:w="100"/>
-            </w:tcMar>
-          </w:tcPr>
-          <w:p>
-            <w:r>
-              <w:rPr>
-                <w:rFonts w:ascii="微软雅黑" w:cs="微软雅黑" w:eastAsia="微软雅黑" w:hAnsi="微软雅黑"/>
-                <w:b/>
-                <w:bCs/>
-                <w:sz w:val="22"/>
-                <w:szCs w:val="22"/>
-              </w:rPr>
-              <w:t xml:space="preserve">  身份证号</w:t>
-            </w:r>
-          </w:p>
-        </w:tc>
-        <w:tc>
-          <w:tcPr>
-            <w:tcW w:type="dxa" w:w="6626"/>
-            <w:tcBorders>
-              <w:top w:val="single" w:color="C8CCD0" w:sz="1"/>
-              <w:left w:val="single" w:color="C8CCD0" w:sz="1"/>
-              <w:bottom w:val="single" w:color="C8CCD0" w:sz="1"/>
-              <w:right w:val="single" w:color="C8CCD0" w:sz="1"/>
-            </w:tcBorders>
-            <w:tcMar>
-              <w:top w:type="dxa" w:w="60"/>
-              <w:left w:type="dxa" w:w="100"/>
-              <w:bottom w:type="dxa" w:w="60"/>
-              <w:right w:type="dxa" w:w="100"/>
-            </w:tcMar>
-          </w:tcPr>
-          <w:p>
-            <w:r>
-              <w:rPr>
-                <w:i/>
-                <w:iCs/>
-                <w:color w:val="888888"/>
-                <w:sz w:val="22"/>
-                <w:szCs w:val="22"/>
-              </w:rPr>
-              <w:t xml:space="preserve">18位身份证号，必填</w:t>
-            </w:r>
-          </w:p>
-        </w:tc>
-      </w:tr>
-      <w:tr>
-        <w:tc>
-          <w:tcPr>
-            <w:tcW w:type="dxa" w:w="2400"/>
-            <w:tcBorders>
-              <w:top w:val="single" w:color="C8CCD0" w:sz="1"/>
-              <w:left w:val="single" w:color="C8CCD0" w:sz="1"/>
-              <w:bottom w:val="single" w:color="C8CCD0" w:sz="1"/>
-              <w:right w:val="single" w:color="C8CCD0" w:sz="1"/>
-            </w:tcBorders>
-            <w:shd w:fill="E8F5E9" w:val="clear"/>
-            <w:tcMar>
-              <w:top w:type="dxa" w:w="60"/>
-              <w:left w:type="dxa" w:w="100"/>
-              <w:bottom w:type="dxa" w:w="60"/>
-              <w:right w:type="dxa" w:w="100"/>
-            </w:tcMar>
-          </w:tcPr>
-          <w:p>
-            <w:r>
-              <w:rPr>
-                <w:rFonts w:ascii="微软雅黑" w:cs="微软雅黑" w:eastAsia="微软雅黑" w:hAnsi="微软雅黑"/>
-                <w:b/>
-                <w:bCs/>
-                <w:sz w:val="22"/>
-                <w:szCs w:val="22"/>
-              </w:rPr>
-              <w:t xml:space="preserve">  年级</w:t>
-            </w:r>
-          </w:p>
-        </w:tc>
-        <w:tc>
-          <w:tcPr>
-            <w:tcW w:type="dxa" w:w="6626"/>
-            <w:tcBorders>
-              <w:top w:val="single" w:color="C8CCD0" w:sz="1"/>
-              <w:left w:val="single" w:color="C8CCD0" w:sz="1"/>
-              <w:bottom w:val="single" w:color="C8CCD0" w:sz="1"/>
-              <w:right w:val="single" w:color="C8CCD0" w:sz="1"/>
-            </w:tcBorders>
-            <w:tcMar>
-              <w:top w:type="dxa" w:w="60"/>
-              <w:left w:type="dxa" w:w="100"/>
-              <w:bottom w:type="dxa" w:w="60"/>
-              <w:right w:type="dxa" w:w="100"/>
-            </w:tcMar>
-          </w:tcPr>
-          <w:p>
-            <w:r>
-              <w:rPr>
-                <w:i/>
-                <w:iCs/>
-                <w:color w:val="888888"/>
-                <w:sz w:val="22"/>
-                <w:szCs w:val="22"/>
-              </w:rPr>
-              <w:t xml:space="preserve">请选择：</w:t>
-            </w:r>
-            <w:r>
-              <w:rPr>
-                <w:color w:val="888888"/>
-                <w:sz w:val="20"/>
-                <w:szCs w:val="20"/>
-              </w:rPr>
-              <w:t xml:space="preserve">  学前 / 小1-3 / 小4-6 / 初中 / 高中</w:t>
-            </w:r>
-          </w:p>
-        </w:tc>
-      </w:tr>
-      <w:tr>
-        <w:tc>
-          <w:tcPr>
-            <w:tcW w:type="dxa" w:w="2400"/>
-            <w:tcBorders>
-              <w:top w:val="single" w:color="C8CCD0" w:sz="1"/>
-              <w:left w:val="single" w:color="C8CCD0" w:sz="1"/>
-              <w:bottom w:val="single" w:color="C8CCD0" w:sz="1"/>
-              <w:right w:val="single" w:color="C8CCD0" w:sz="1"/>
-            </w:tcBorders>
-            <w:shd w:fill="E8F5E9" w:val="clear"/>
-            <w:tcMar>
-              <w:top w:type="dxa" w:w="60"/>
-              <w:left w:type="dxa" w:w="100"/>
-              <w:bottom w:type="dxa" w:w="60"/>
-              <w:right w:type="dxa" w:w="100"/>
-            </w:tcMar>
-          </w:tcPr>
-          <w:p>
-            <w:r>
-              <w:rPr>
-                <w:rFonts w:ascii="微软雅黑" w:cs="微软雅黑" w:eastAsia="微软雅黑" w:hAnsi="微软雅黑"/>
-                <w:b/>
-                <w:bCs/>
-                <w:sz w:val="22"/>
-                <w:szCs w:val="22"/>
-              </w:rPr>
-              <w:t xml:space="preserve">  特殊需求</w:t>
-            </w:r>
-          </w:p>
-        </w:tc>
-        <w:tc>
-          <w:tcPr>
-            <w:tcW w:type="dxa" w:w="6626"/>
-            <w:tcBorders>
-              <w:top w:val="single" w:color="C8CCD0" w:sz="1"/>
-              <w:left w:val="single" w:color="C8CCD0" w:sz="1"/>
-              <w:bottom w:val="single" w:color="C8CCD0" w:sz="1"/>
-              <w:right w:val="single" w:color="C8CCD0" w:sz="1"/>
-            </w:tcBorders>
-            <w:tcMar>
-              <w:top w:type="dxa" w:w="60"/>
-              <w:left w:type="dxa" w:w="100"/>
-              <w:bottom w:type="dxa" w:w="60"/>
-              <w:right w:type="dxa" w:w="100"/>
-            </w:tcMar>
-          </w:tcPr>
-          <w:p>
-            <w:r>
-              <w:rPr>
-                <w:i/>
-                <w:iCs/>
-                <w:color w:val="888888"/>
-                <w:sz w:val="22"/>
-                <w:szCs w:val="22"/>
-              </w:rPr>
-              <w:t xml:space="preserve">请选择：</w:t>
-            </w:r>
-            <w:r>
-              <w:rPr>
-                <w:color w:val="888888"/>
-                <w:sz w:val="20"/>
-                <w:szCs w:val="20"/>
-              </w:rPr>
-              <w:t xml:space="preserve">  无 / 有</w:t>
-            </w:r>
-          </w:p>
-        </w:tc>
-      </w:tr>
-      <w:tr>
-        <w:tc>
-          <w:tcPr>
-            <w:tcW w:type="dxa" w:w="2400"/>
-            <w:tcBorders>
-              <w:top w:val="single" w:color="C8CCD0" w:sz="1"/>
-              <w:left w:val="single" w:color="C8CCD0" w:sz="1"/>
-              <w:bottom w:val="single" w:color="C8CCD0" w:sz="1"/>
-              <w:right w:val="single" w:color="C8CCD0" w:sz="1"/>
-            </w:tcBorders>
-            <w:shd w:fill="E8F5E9" w:val="clear"/>
-            <w:tcMar>
-              <w:top w:type="dxa" w:w="60"/>
-              <w:left w:type="dxa" w:w="100"/>
-              <w:bottom w:type="dxa" w:w="60"/>
-              <w:right w:type="dxa" w:w="100"/>
-            </w:tcMar>
-          </w:tcPr>
-          <w:p>
-            <w:r>
-              <w:rPr>
-                <w:rFonts w:ascii="微软雅黑" w:cs="微软雅黑" w:eastAsia="微软雅黑" w:hAnsi="微软雅黑"/>
-                <w:b/>
-                <w:bCs/>
-                <w:sz w:val="22"/>
-                <w:szCs w:val="22"/>
-              </w:rPr>
               <w:t xml:space="preserve">  特殊需求说明</w:t>
             </w:r>
           </w:p>
@@ -1347,7 +787,7 @@
           <w:sz w:val="22"/>
           <w:szCs w:val="22"/>
         </w:rPr>
-        <w:t xml:space="preserve">孩子 3</w:t>
+        <w:t xml:space="preserve">孩子 2</w:t>
       </w:r>
     </w:p>
     <w:tbl>
@@ -1422,7 +862,7 @@
                 <w:sz w:val="22"/>
                 <w:szCs w:val="22"/>
               </w:rPr>
-              <w:t xml:space="preserve">孩子3姓名</w:t>
+              <w:t xml:space="preserve">孩子2姓名</w:t>
             </w:r>
           </w:p>
         </w:tc>
@@ -1618,330 +1058,51 @@
           </w:p>
         </w:tc>
       </w:tr>
-      <w:tr>
-        <w:tc>
-          <w:tcPr>
-            <w:tcW w:type="dxa" w:w="2400"/>
-            <w:tcBorders>
-              <w:top w:val="single" w:color="C8CCD0" w:sz="1"/>
-              <w:left w:val="single" w:color="C8CCD0" w:sz="1"/>
-              <w:bottom w:val="single" w:color="C8CCD0" w:sz="1"/>
-              <w:right w:val="single" w:color="C8CCD0" w:sz="1"/>
-            </w:tcBorders>
-            <w:shd w:fill="E8F5E9" w:val="clear"/>
-            <w:tcMar>
-              <w:top w:type="dxa" w:w="60"/>
-              <w:left w:type="dxa" w:w="100"/>
-              <w:bottom w:type="dxa" w:w="60"/>
-              <w:right w:type="dxa" w:w="100"/>
-            </w:tcMar>
-          </w:tcPr>
-          <w:p>
-            <w:r>
-              <w:rPr>
-                <w:rFonts w:ascii="微软雅黑" w:cs="微软雅黑" w:eastAsia="微软雅黑" w:hAnsi="微软雅黑"/>
-                <w:b/>
-                <w:bCs/>
-                <w:sz w:val="22"/>
-                <w:szCs w:val="22"/>
-              </w:rPr>
-              <w:t xml:space="preserve">  年级</w:t>
-            </w:r>
-          </w:p>
-        </w:tc>
-        <w:tc>
-          <w:tcPr>
-            <w:tcW w:type="dxa" w:w="6626"/>
-            <w:tcBorders>
-              <w:top w:val="single" w:color="C8CCD0" w:sz="1"/>
-              <w:left w:val="single" w:color="C8CCD0" w:sz="1"/>
-              <w:bottom w:val="single" w:color="C8CCD0" w:sz="1"/>
-              <w:right w:val="single" w:color="C8CCD0" w:sz="1"/>
-            </w:tcBorders>
-            <w:tcMar>
-              <w:top w:type="dxa" w:w="60"/>
-              <w:left w:type="dxa" w:w="100"/>
-              <w:bottom w:type="dxa" w:w="60"/>
-              <w:right w:type="dxa" w:w="100"/>
-            </w:tcMar>
-          </w:tcPr>
-          <w:p>
-            <w:r>
-              <w:rPr>
-                <w:i/>
-                <w:iCs/>
-                <w:color w:val="888888"/>
-                <w:sz w:val="22"/>
-                <w:szCs w:val="22"/>
-              </w:rPr>
-              <w:t xml:space="preserve">请选择：</w:t>
-            </w:r>
-            <w:r>
-              <w:rPr>
-                <w:color w:val="888888"/>
-                <w:sz w:val="20"/>
-                <w:szCs w:val="20"/>
-              </w:rPr>
-              <w:t xml:space="preserve">  学前 / 小1-3 / 小4-6 / 初中 / 高中</w:t>
-            </w:r>
-          </w:p>
-        </w:tc>
-      </w:tr>
-      <w:tr>
-        <w:tc>
-          <w:tcPr>
-            <w:tcW w:type="dxa" w:w="2400"/>
-            <w:tcBorders>
-              <w:top w:val="single" w:color="C8CCD0" w:sz="1"/>
-              <w:left w:val="single" w:color="C8CCD0" w:sz="1"/>
-              <w:bottom w:val="single" w:color="C8CCD0" w:sz="1"/>
-              <w:right w:val="single" w:color="C8CCD0" w:sz="1"/>
-            </w:tcBorders>
-            <w:shd w:fill="E8F5E9" w:val="clear"/>
-            <w:tcMar>
-              <w:top w:type="dxa" w:w="60"/>
-              <w:left w:type="dxa" w:w="100"/>
-              <w:bottom w:type="dxa" w:w="60"/>
-              <w:right w:type="dxa" w:w="100"/>
-            </w:tcMar>
-          </w:tcPr>
-          <w:p>
-            <w:r>
-              <w:rPr>
-                <w:rFonts w:ascii="微软雅黑" w:cs="微软雅黑" w:eastAsia="微软雅黑" w:hAnsi="微软雅黑"/>
-                <w:b/>
-                <w:bCs/>
-                <w:sz w:val="22"/>
-                <w:szCs w:val="22"/>
-              </w:rPr>
-              <w:t xml:space="preserve">  特殊需求</w:t>
-            </w:r>
-          </w:p>
-        </w:tc>
-        <w:tc>
-          <w:tcPr>
-            <w:tcW w:type="dxa" w:w="6626"/>
-            <w:tcBorders>
-              <w:top w:val="single" w:color="C8CCD0" w:sz="1"/>
-              <w:left w:val="single" w:color="C8CCD0" w:sz="1"/>
-              <w:bottom w:val="single" w:color="C8CCD0" w:sz="1"/>
-              <w:right w:val="single" w:color="C8CCD0" w:sz="1"/>
-            </w:tcBorders>
-            <w:tcMar>
-              <w:top w:type="dxa" w:w="60"/>
-              <w:left w:type="dxa" w:w="100"/>
-              <w:bottom w:type="dxa" w:w="60"/>
-              <w:right w:type="dxa" w:w="100"/>
-            </w:tcMar>
-          </w:tcPr>
-          <w:p>
-            <w:r>
-              <w:rPr>
-                <w:i/>
-                <w:iCs/>
-                <w:color w:val="888888"/>
-                <w:sz w:val="22"/>
-                <w:szCs w:val="22"/>
-              </w:rPr>
-              <w:t xml:space="preserve">请选择：</w:t>
-            </w:r>
-            <w:r>
-              <w:rPr>
-                <w:color w:val="888888"/>
-                <w:sz w:val="20"/>
-                <w:szCs w:val="20"/>
-              </w:rPr>
-              <w:t xml:space="preserve">  无 / 有</w:t>
-            </w:r>
-          </w:p>
-        </w:tc>
-      </w:tr>
-      <w:tr>
-        <w:tc>
-          <w:tcPr>
-            <w:tcW w:type="dxa" w:w="2400"/>
-            <w:tcBorders>
-              <w:top w:val="single" w:color="C8CCD0" w:sz="1"/>
-              <w:left w:val="single" w:color="C8CCD0" w:sz="1"/>
-              <w:bottom w:val="single" w:color="C8CCD0" w:sz="1"/>
-              <w:right w:val="single" w:color="C8CCD0" w:sz="1"/>
-            </w:tcBorders>
-            <w:shd w:fill="E8F5E9" w:val="clear"/>
-            <w:tcMar>
-              <w:top w:type="dxa" w:w="60"/>
-              <w:left w:type="dxa" w:w="100"/>
-              <w:bottom w:type="dxa" w:w="60"/>
-              <w:right w:type="dxa" w:w="100"/>
-            </w:tcMar>
-          </w:tcPr>
-          <w:p>
-            <w:r>
-              <w:rPr>
-                <w:rFonts w:ascii="微软雅黑" w:cs="微软雅黑" w:eastAsia="微软雅黑" w:hAnsi="微软雅黑"/>
-                <w:b/>
-                <w:bCs/>
-                <w:sz w:val="22"/>
-                <w:szCs w:val="22"/>
-              </w:rPr>
-              <w:t xml:space="preserve">  特殊需求说明</w:t>
-            </w:r>
-          </w:p>
-        </w:tc>
-        <w:tc>
-          <w:tcPr>
-            <w:tcW w:type="dxa" w:w="6626"/>
-            <w:tcBorders>
-              <w:top w:val="single" w:color="C8CCD0" w:sz="1"/>
-              <w:left w:val="single" w:color="C8CCD0" w:sz="1"/>
-              <w:bottom w:val="single" w:color="C8CCD0" w:sz="1"/>
-              <w:right w:val="single" w:color="C8CCD0" w:sz="1"/>
-            </w:tcBorders>
-            <w:tcMar>
-              <w:top w:type="dxa" w:w="60"/>
-              <w:left w:type="dxa" w:w="100"/>
-              <w:bottom w:type="dxa" w:w="60"/>
-              <w:right w:type="dxa" w:w="100"/>
-            </w:tcMar>
-          </w:tcPr>
-          <w:p>
-            <w:r>
-              <w:rPr>
-                <w:i/>
-                <w:iCs/>
-                <w:color w:val="888888"/>
-                <w:sz w:val="22"/>
-                <w:szCs w:val="22"/>
-              </w:rPr>
-              <w:t xml:space="preserve">如：食物过敏、药物等</w:t>
-            </w:r>
-          </w:p>
-        </w:tc>
-      </w:tr>
     </w:tbl>
     <w:p>
       <w:pPr>
-        <w:spacing w:after="60" w:before="60"/>
-      </w:pPr>
-    </w:p>
-    <w:p>
-      <w:pPr>
-        <w:spacing w:after="120" w:before="240"/>
-      </w:pPr>
-      <w:r>
-        <w:rPr>
-          <w:rFonts w:ascii="微软雅黑" w:cs="微软雅黑" w:eastAsia="微软雅黑" w:hAnsi="微软雅黑"/>
-          <w:b/>
-          <w:bCs/>
-          <w:color w:val="2E7D32"/>
-          <w:sz w:val="26"/>
-          <w:szCs w:val="26"/>
-        </w:rPr>
-        <w:t xml:space="preserve">三、报名选型（请勾选一项）</w:t>
-      </w:r>
-    </w:p>
-    <w:p>
-      <w:pPr>
-        <w:spacing w:before="80"/>
-      </w:pPr>
-      <w:r>
-        <w:rPr>
-          <w:rFonts w:ascii="微软雅黑" w:cs="微软雅黑" w:eastAsia="微软雅黑" w:hAnsi="微软雅黑"/>
-          <w:sz w:val="24"/>
-          <w:szCs w:val="24"/>
-        </w:rPr>
-        <w:t xml:space="preserve">□ 体验版（7天）¥2,980/人</w:t>
-      </w:r>
-    </w:p>
-    <w:p>
+        <w:spacing w:before="60"/>
+      </w:pPr>
       <w:r>
         <w:rPr>
           <w:color w:val="888888"/>
-          <w:sz w:val="18"/>
-          <w:szCs w:val="18"/>
-        </w:rPr>
-        <w:t xml:space="preserve">    适合初次体验，7天道场启蒙</w:t>
-      </w:r>
-    </w:p>
-    <w:p>
-      <w:pPr>
-        <w:spacing w:before="40"/>
-      </w:pPr>
-      <w:r>
-        <w:rPr>
-          <w:rFonts w:ascii="微软雅黑" w:cs="微软雅黑" w:eastAsia="微软雅黑" w:hAnsi="微软雅黑"/>
-          <w:sz w:val="24"/>
-          <w:szCs w:val="24"/>
-        </w:rPr>
-        <w:t xml:space="preserve">□ 进阶版（14天）¥4,980/人</w:t>
-      </w:r>
-    </w:p>
-    <w:p>
-      <w:r>
-        <w:rPr>
-          <w:color w:val="888888"/>
-          <w:sz w:val="18"/>
-          <w:szCs w:val="18"/>
-        </w:rPr>
-        <w:t xml:space="preserve">    14天深度体验，心性扎根</w:t>
-      </w:r>
-    </w:p>
-    <w:p>
-      <w:pPr>
-        <w:spacing w:before="40"/>
-      </w:pPr>
-      <w:r>
-        <w:rPr>
-          <w:rFonts w:ascii="微软雅黑" w:cs="微软雅黑" w:eastAsia="微软雅黑" w:hAnsi="微软雅黑"/>
-          <w:sz w:val="24"/>
-          <w:szCs w:val="24"/>
-        </w:rPr>
-        <w:t xml:space="preserve">□ 完整版（21天）¥6,980/人</w:t>
-      </w:r>
-    </w:p>
-    <w:p>
-      <w:pPr>
-        <w:spacing w:after="120"/>
-      </w:pPr>
-      <w:r>
-        <w:rPr>
-          <w:color w:val="888888"/>
-          <w:sz w:val="18"/>
-          <w:szCs w:val="18"/>
-        </w:rPr>
-        <w:t xml:space="preserve">    完整21天道场，完整蜕变</w:t>
-      </w:r>
-    </w:p>
-    <w:p>
-      <w:pPr>
-        <w:spacing w:after="60" w:before="60"/>
-      </w:pPr>
-    </w:p>
-    <w:p>
-      <w:pPr>
-        <w:spacing w:after="120" w:before="240"/>
-      </w:pPr>
-      <w:r>
-        <w:rPr>
-          <w:rFonts w:ascii="微软雅黑" w:cs="微软雅黑" w:eastAsia="微软雅黑" w:hAnsi="微软雅黑"/>
-          <w:b/>
-          <w:bCs/>
-          <w:color w:val="2E7D32"/>
-          <w:sz w:val="26"/>
-          <w:szCs w:val="26"/>
-        </w:rPr>
-        <w:t xml:space="preserve">四、家长陪同（选填）</w:t>
-      </w:r>
-    </w:p>
-    <w:p>
-      <w:r>
-        <w:rPr>
-          <w:rFonts w:ascii="微软雅黑" w:cs="微软雅黑" w:eastAsia="微软雅黑" w:hAnsi="微软雅黑"/>
-          <w:b/>
-          <w:bCs/>
+          <w:sz w:val="20"/>
+          <w:szCs w:val="20"/>
+        </w:rPr>
+        <w:t xml:space="preserve">  年级（请勾选一项）：</w:t>
+      </w:r>
+    </w:p>
+    <w:p>
+      <w:r>
+        <w:rPr>
+          <w:rFonts w:ascii="微软雅黑" w:cs="微软雅黑" w:eastAsia="微软雅黑" w:hAnsi="微软雅黑"/>
           <w:sz w:val="22"/>
           <w:szCs w:val="22"/>
         </w:rPr>
-        <w:t xml:space="preserve">母亲陪同</w:t>
+        <w:t xml:space="preserve">    □ 学前    □ 小1-3    □ 小4-6    □ 初中    □ 高中</w:t>
+      </w:r>
+    </w:p>
+    <w:p>
+      <w:pPr>
+        <w:spacing w:before="40"/>
+      </w:pPr>
+      <w:r>
+        <w:rPr>
+          <w:color w:val="888888"/>
+          <w:sz w:val="20"/>
+          <w:szCs w:val="20"/>
+        </w:rPr>
+        <w:t xml:space="preserve">  特殊需求（请勾选）：</w:t>
+      </w:r>
+    </w:p>
+    <w:p>
+      <w:r>
+        <w:rPr>
+          <w:rFonts w:ascii="微软雅黑" w:cs="微软雅黑" w:eastAsia="微软雅黑" w:hAnsi="微软雅黑"/>
+          <w:sz w:val="22"/>
+          <w:szCs w:val="22"/>
+        </w:rPr>
+        <w:t xml:space="preserve">    □ 无    □ 有（如有请在下行填写说明）</w:t>
       </w:r>
     </w:p>
     <w:tbl>
@@ -1987,7 +1148,7 @@
                 <w:sz w:val="22"/>
                 <w:szCs w:val="22"/>
               </w:rPr>
-              <w:t xml:space="preserve">参与方式</w:t>
+              <w:t xml:space="preserve">  特殊需求说明</w:t>
             </w:r>
           </w:p>
         </w:tc>
@@ -2016,40 +1177,12 @@
                 <w:sz w:val="22"/>
                 <w:szCs w:val="22"/>
               </w:rPr>
-              <w:t xml:space="preserve">请选择：</w:t>
-            </w:r>
-            <w:r>
-              <w:rPr>
-                <w:color w:val="888888"/>
-                <w:sz w:val="20"/>
-                <w:szCs w:val="20"/>
-              </w:rPr>
-              <w:t xml:space="preserve">  不参加 / 全程 ¥3,580 / 按周 ¥980/7天</w:t>
+              <w:t xml:space="preserve">如：食物过敏、药物等</w:t>
             </w:r>
           </w:p>
         </w:tc>
       </w:tr>
     </w:tbl>
-    <w:p>
-      <w:r>
-        <w:rPr>
-          <w:color w:val="888888"/>
-          <w:sz w:val="20"/>
-          <w:szCs w:val="20"/>
-        </w:rPr>
-        <w:t xml:space="preserve">按周时勾选以下周次（母亲）：</w:t>
-      </w:r>
-    </w:p>
-    <w:p>
-      <w:r>
-        <w:rPr>
-          <w:color w:val="888888"/>
-          <w:sz w:val="20"/>
-          <w:szCs w:val="20"/>
-        </w:rPr>
-        <w:t xml:space="preserve">□ 第一周（8月1日-7日）    □ 第二周（8月8日-14日）    □ 第三周（8月15日-21日）</w:t>
-      </w:r>
-    </w:p>
     <w:p>
       <w:pPr>
         <w:spacing w:after="60" w:before="60"/>
@@ -2064,7 +1197,7 @@
           <w:sz w:val="22"/>
           <w:szCs w:val="22"/>
         </w:rPr>
-        <w:t xml:space="preserve">父亲陪同</w:t>
+        <w:t xml:space="preserve">孩子 3</w:t>
       </w:r>
     </w:p>
     <w:tbl>
@@ -2110,7 +1243,7 @@
                 <w:sz w:val="22"/>
                 <w:szCs w:val="22"/>
               </w:rPr>
-              <w:t xml:space="preserve">参与方式</w:t>
+              <w:t xml:space="preserve">  姓名</w:t>
             </w:r>
           </w:p>
         </w:tc>
@@ -2139,6 +1272,67 @@
                 <w:sz w:val="22"/>
                 <w:szCs w:val="22"/>
               </w:rPr>
+              <w:t xml:space="preserve">孩子3姓名</w:t>
+            </w:r>
+          </w:p>
+        </w:tc>
+      </w:tr>
+      <w:tr>
+        <w:tc>
+          <w:tcPr>
+            <w:tcW w:type="dxa" w:w="2400"/>
+            <w:tcBorders>
+              <w:top w:val="single" w:color="C8CCD0" w:sz="1"/>
+              <w:left w:val="single" w:color="C8CCD0" w:sz="1"/>
+              <w:bottom w:val="single" w:color="C8CCD0" w:sz="1"/>
+              <w:right w:val="single" w:color="C8CCD0" w:sz="1"/>
+            </w:tcBorders>
+            <w:shd w:fill="E8F5E9" w:val="clear"/>
+            <w:tcMar>
+              <w:top w:type="dxa" w:w="60"/>
+              <w:left w:type="dxa" w:w="100"/>
+              <w:bottom w:type="dxa" w:w="60"/>
+              <w:right w:type="dxa" w:w="100"/>
+            </w:tcMar>
+          </w:tcPr>
+          <w:p>
+            <w:r>
+              <w:rPr>
+                <w:rFonts w:ascii="微软雅黑" w:cs="微软雅黑" w:eastAsia="微软雅黑" w:hAnsi="微软雅黑"/>
+                <w:b/>
+                <w:bCs/>
+                <w:sz w:val="22"/>
+                <w:szCs w:val="22"/>
+              </w:rPr>
+              <w:t xml:space="preserve">  性别</w:t>
+            </w:r>
+          </w:p>
+        </w:tc>
+        <w:tc>
+          <w:tcPr>
+            <w:tcW w:type="dxa" w:w="6626"/>
+            <w:tcBorders>
+              <w:top w:val="single" w:color="C8CCD0" w:sz="1"/>
+              <w:left w:val="single" w:color="C8CCD0" w:sz="1"/>
+              <w:bottom w:val="single" w:color="C8CCD0" w:sz="1"/>
+              <w:right w:val="single" w:color="C8CCD0" w:sz="1"/>
+            </w:tcBorders>
+            <w:tcMar>
+              <w:top w:type="dxa" w:w="60"/>
+              <w:left w:type="dxa" w:w="100"/>
+              <w:bottom w:type="dxa" w:w="60"/>
+              <w:right w:type="dxa" w:w="100"/>
+            </w:tcMar>
+          </w:tcPr>
+          <w:p>
+            <w:r>
+              <w:rPr>
+                <w:i/>
+                <w:iCs/>
+                <w:color w:val="888888"/>
+                <w:sz w:val="22"/>
+                <w:szCs w:val="22"/>
+              </w:rPr>
               <w:t xml:space="preserve">请选择：</w:t>
             </w:r>
             <w:r>
@@ -2147,47 +1341,178 @@
                 <w:sz w:val="20"/>
                 <w:szCs w:val="20"/>
               </w:rPr>
-              <w:t xml:space="preserve">  不参加 / 全程 ¥3,580 / 按周 ¥980/7天</w:t>
+              <w:t xml:space="preserve">  男 / 女</w:t>
+            </w:r>
+          </w:p>
+        </w:tc>
+      </w:tr>
+      <w:tr>
+        <w:tc>
+          <w:tcPr>
+            <w:tcW w:type="dxa" w:w="2400"/>
+            <w:tcBorders>
+              <w:top w:val="single" w:color="C8CCD0" w:sz="1"/>
+              <w:left w:val="single" w:color="C8CCD0" w:sz="1"/>
+              <w:bottom w:val="single" w:color="C8CCD0" w:sz="1"/>
+              <w:right w:val="single" w:color="C8CCD0" w:sz="1"/>
+            </w:tcBorders>
+            <w:shd w:fill="E8F5E9" w:val="clear"/>
+            <w:tcMar>
+              <w:top w:type="dxa" w:w="60"/>
+              <w:left w:type="dxa" w:w="100"/>
+              <w:bottom w:type="dxa" w:w="60"/>
+              <w:right w:type="dxa" w:w="100"/>
+            </w:tcMar>
+          </w:tcPr>
+          <w:p>
+            <w:r>
+              <w:rPr>
+                <w:rFonts w:ascii="微软雅黑" w:cs="微软雅黑" w:eastAsia="微软雅黑" w:hAnsi="微软雅黑"/>
+                <w:b/>
+                <w:bCs/>
+                <w:sz w:val="22"/>
+                <w:szCs w:val="22"/>
+              </w:rPr>
+              <w:t xml:space="preserve">  年龄(5-18)</w:t>
+            </w:r>
+          </w:p>
+        </w:tc>
+        <w:tc>
+          <w:tcPr>
+            <w:tcW w:type="dxa" w:w="6626"/>
+            <w:tcBorders>
+              <w:top w:val="single" w:color="C8CCD0" w:sz="1"/>
+              <w:left w:val="single" w:color="C8CCD0" w:sz="1"/>
+              <w:bottom w:val="single" w:color="C8CCD0" w:sz="1"/>
+              <w:right w:val="single" w:color="C8CCD0" w:sz="1"/>
+            </w:tcBorders>
+            <w:tcMar>
+              <w:top w:type="dxa" w:w="60"/>
+              <w:left w:type="dxa" w:w="100"/>
+              <w:bottom w:type="dxa" w:w="60"/>
+              <w:right w:type="dxa" w:w="100"/>
+            </w:tcMar>
+          </w:tcPr>
+          <w:p>
+            <w:r>
+              <w:rPr>
+                <w:i/>
+                <w:iCs/>
+                <w:color w:val="888888"/>
+                <w:sz w:val="22"/>
+                <w:szCs w:val="22"/>
+              </w:rPr>
+              <w:t xml:space="preserve">如：10</w:t>
+            </w:r>
+          </w:p>
+        </w:tc>
+      </w:tr>
+      <w:tr>
+        <w:tc>
+          <w:tcPr>
+            <w:tcW w:type="dxa" w:w="2400"/>
+            <w:tcBorders>
+              <w:top w:val="single" w:color="C8CCD0" w:sz="1"/>
+              <w:left w:val="single" w:color="C8CCD0" w:sz="1"/>
+              <w:bottom w:val="single" w:color="C8CCD0" w:sz="1"/>
+              <w:right w:val="single" w:color="C8CCD0" w:sz="1"/>
+            </w:tcBorders>
+            <w:shd w:fill="E8F5E9" w:val="clear"/>
+            <w:tcMar>
+              <w:top w:type="dxa" w:w="60"/>
+              <w:left w:type="dxa" w:w="100"/>
+              <w:bottom w:type="dxa" w:w="60"/>
+              <w:right w:type="dxa" w:w="100"/>
+            </w:tcMar>
+          </w:tcPr>
+          <w:p>
+            <w:r>
+              <w:rPr>
+                <w:rFonts w:ascii="微软雅黑" w:cs="微软雅黑" w:eastAsia="微软雅黑" w:hAnsi="微软雅黑"/>
+                <w:b/>
+                <w:bCs/>
+                <w:sz w:val="22"/>
+                <w:szCs w:val="22"/>
+              </w:rPr>
+              <w:t xml:space="preserve">  身份证号</w:t>
+            </w:r>
+          </w:p>
+        </w:tc>
+        <w:tc>
+          <w:tcPr>
+            <w:tcW w:type="dxa" w:w="6626"/>
+            <w:tcBorders>
+              <w:top w:val="single" w:color="C8CCD0" w:sz="1"/>
+              <w:left w:val="single" w:color="C8CCD0" w:sz="1"/>
+              <w:bottom w:val="single" w:color="C8CCD0" w:sz="1"/>
+              <w:right w:val="single" w:color="C8CCD0" w:sz="1"/>
+            </w:tcBorders>
+            <w:tcMar>
+              <w:top w:type="dxa" w:w="60"/>
+              <w:left w:type="dxa" w:w="100"/>
+              <w:bottom w:type="dxa" w:w="60"/>
+              <w:right w:type="dxa" w:w="100"/>
+            </w:tcMar>
+          </w:tcPr>
+          <w:p>
+            <w:r>
+              <w:rPr>
+                <w:i/>
+                <w:iCs/>
+                <w:color w:val="888888"/>
+                <w:sz w:val="22"/>
+                <w:szCs w:val="22"/>
+              </w:rPr>
+              <w:t xml:space="preserve">18位身份证号，必填</w:t>
             </w:r>
           </w:p>
         </w:tc>
       </w:tr>
     </w:tbl>
     <w:p>
+      <w:pPr>
+        <w:spacing w:before="60"/>
+      </w:pPr>
       <w:r>
         <w:rPr>
           <w:color w:val="888888"/>
           <w:sz w:val="20"/>
           <w:szCs w:val="20"/>
         </w:rPr>
-        <w:t xml:space="preserve">按周时勾选以下周次（父亲）：</w:t>
-      </w:r>
-    </w:p>
-    <w:p>
+        <w:t xml:space="preserve">  年级（请勾选一项）：</w:t>
+      </w:r>
+    </w:p>
+    <w:p>
+      <w:r>
+        <w:rPr>
+          <w:rFonts w:ascii="微软雅黑" w:cs="微软雅黑" w:eastAsia="微软雅黑" w:hAnsi="微软雅黑"/>
+          <w:sz w:val="22"/>
+          <w:szCs w:val="22"/>
+        </w:rPr>
+        <w:t xml:space="preserve">    □ 学前    □ 小1-3    □ 小4-6    □ 初中    □ 高中</w:t>
+      </w:r>
+    </w:p>
+    <w:p>
+      <w:pPr>
+        <w:spacing w:before="40"/>
+      </w:pPr>
       <w:r>
         <w:rPr>
           <w:color w:val="888888"/>
           <w:sz w:val="20"/>
           <w:szCs w:val="20"/>
         </w:rPr>
-        <w:t xml:space="preserve">□ 第一周（8月1日-7日）    □ 第二周（8月8日-14日）    □ 第三周（8月15日-21日）</w:t>
-      </w:r>
-    </w:p>
-    <w:p>
-      <w:pPr>
-        <w:spacing w:after="60" w:before="60"/>
-      </w:pPr>
-    </w:p>
-    <w:p>
-      <w:r>
-        <w:rPr>
-          <w:rFonts w:ascii="微软雅黑" w:cs="微软雅黑" w:eastAsia="微软雅黑" w:hAnsi="微软雅黑"/>
-          <w:b/>
-          <w:bCs/>
+        <w:t xml:space="preserve">  特殊需求（请勾选）：</w:t>
+      </w:r>
+    </w:p>
+    <w:p>
+      <w:r>
+        <w:rPr>
+          <w:rFonts w:ascii="微软雅黑" w:cs="微软雅黑" w:eastAsia="微软雅黑" w:hAnsi="微软雅黑"/>
           <w:sz w:val="22"/>
           <w:szCs w:val="22"/>
         </w:rPr>
-        <w:t xml:space="preserve">其它亲属（选填）</w:t>
+        <w:t xml:space="preserve">    □ 无    □ 有（如有请在下行填写说明）</w:t>
       </w:r>
     </w:p>
     <w:tbl>
@@ -2233,7 +1558,7 @@
                 <w:sz w:val="22"/>
                 <w:szCs w:val="22"/>
               </w:rPr>
-              <w:t xml:space="preserve">与孩子关系</w:t>
+              <w:t xml:space="preserve">  特殊需求说明</w:t>
             </w:r>
           </w:p>
         </w:tc>
@@ -2262,101 +1587,12 @@
                 <w:sz w:val="22"/>
                 <w:szCs w:val="22"/>
               </w:rPr>
-              <w:t xml:space="preserve">请注明身份（如：爷爷、舅舅等）</w:t>
-            </w:r>
-          </w:p>
-        </w:tc>
-      </w:tr>
-      <w:tr>
-        <w:tc>
-          <w:tcPr>
-            <w:tcW w:type="dxa" w:w="2400"/>
-            <w:tcBorders>
-              <w:top w:val="single" w:color="C8CCD0" w:sz="1"/>
-              <w:left w:val="single" w:color="C8CCD0" w:sz="1"/>
-              <w:bottom w:val="single" w:color="C8CCD0" w:sz="1"/>
-              <w:right w:val="single" w:color="C8CCD0" w:sz="1"/>
-            </w:tcBorders>
-            <w:shd w:fill="E8F5E9" w:val="clear"/>
-            <w:tcMar>
-              <w:top w:type="dxa" w:w="60"/>
-              <w:left w:type="dxa" w:w="100"/>
-              <w:bottom w:type="dxa" w:w="60"/>
-              <w:right w:type="dxa" w:w="100"/>
-            </w:tcMar>
-          </w:tcPr>
-          <w:p>
-            <w:r>
-              <w:rPr>
-                <w:rFonts w:ascii="微软雅黑" w:cs="微软雅黑" w:eastAsia="微软雅黑" w:hAnsi="微软雅黑"/>
-                <w:b/>
-                <w:bCs/>
-                <w:sz w:val="22"/>
-                <w:szCs w:val="22"/>
-              </w:rPr>
-              <w:t xml:space="preserve">参与方式</w:t>
-            </w:r>
-          </w:p>
-        </w:tc>
-        <w:tc>
-          <w:tcPr>
-            <w:tcW w:type="dxa" w:w="6626"/>
-            <w:tcBorders>
-              <w:top w:val="single" w:color="C8CCD0" w:sz="1"/>
-              <w:left w:val="single" w:color="C8CCD0" w:sz="1"/>
-              <w:bottom w:val="single" w:color="C8CCD0" w:sz="1"/>
-              <w:right w:val="single" w:color="C8CCD0" w:sz="1"/>
-            </w:tcBorders>
-            <w:tcMar>
-              <w:top w:type="dxa" w:w="60"/>
-              <w:left w:type="dxa" w:w="100"/>
-              <w:bottom w:type="dxa" w:w="60"/>
-              <w:right w:type="dxa" w:w="100"/>
-            </w:tcMar>
-          </w:tcPr>
-          <w:p>
-            <w:r>
-              <w:rPr>
-                <w:i/>
-                <w:iCs/>
-                <w:color w:val="888888"/>
-                <w:sz w:val="22"/>
-                <w:szCs w:val="22"/>
-              </w:rPr>
-              <w:t xml:space="preserve">请选择：</w:t>
-            </w:r>
-            <w:r>
-              <w:rPr>
-                <w:color w:val="888888"/>
-                <w:sz w:val="20"/>
-                <w:szCs w:val="20"/>
-              </w:rPr>
-              <w:t xml:space="preserve">  不参加 / 全程 ¥3,580 / 按周 ¥980/7天</w:t>
+              <w:t xml:space="preserve">如：食物过敏、药物等</w:t>
             </w:r>
           </w:p>
         </w:tc>
       </w:tr>
     </w:tbl>
-    <w:p>
-      <w:r>
-        <w:rPr>
-          <w:color w:val="888888"/>
-          <w:sz w:val="20"/>
-          <w:szCs w:val="20"/>
-        </w:rPr>
-        <w:t xml:space="preserve">按周时勾选以下周次（其它亲属）：</w:t>
-      </w:r>
-    </w:p>
-    <w:p>
-      <w:r>
-        <w:rPr>
-          <w:color w:val="888888"/>
-          <w:sz w:val="20"/>
-          <w:szCs w:val="20"/>
-        </w:rPr>
-        <w:t xml:space="preserve">□ 第一周（8月1日-7日）    □ 第二周（8月8日-14日）    □ 第三周（8月15日-21日）</w:t>
-      </w:r>
-    </w:p>
     <w:p>
       <w:pPr>
         <w:spacing w:after="60" w:before="60"/>
@@ -2375,7 +1611,232 @@
           <w:sz w:val="26"/>
           <w:szCs w:val="26"/>
         </w:rPr>
-        <w:t xml:space="preserve">五、开放性问题</w:t>
+        <w:t xml:space="preserve">三、报名选型（请勾选一项）</w:t>
+      </w:r>
+    </w:p>
+    <w:p>
+      <w:pPr>
+        <w:spacing w:before="80"/>
+      </w:pPr>
+      <w:r>
+        <w:rPr>
+          <w:rFonts w:ascii="微软雅黑" w:cs="微软雅黑" w:eastAsia="微软雅黑" w:hAnsi="微软雅黑"/>
+          <w:sz w:val="24"/>
+          <w:szCs w:val="24"/>
+        </w:rPr>
+        <w:t xml:space="preserve">□ 体验版（7天）¥2,980/人</w:t>
+      </w:r>
+    </w:p>
+    <w:p>
+      <w:r>
+        <w:rPr>
+          <w:color w:val="888888"/>
+          <w:sz w:val="18"/>
+          <w:szCs w:val="18"/>
+        </w:rPr>
+        <w:t xml:space="preserve">    适合初次体验，7天道场启蒙</w:t>
+      </w:r>
+    </w:p>
+    <w:p>
+      <w:pPr>
+        <w:spacing w:before="40"/>
+      </w:pPr>
+      <w:r>
+        <w:rPr>
+          <w:rFonts w:ascii="微软雅黑" w:cs="微软雅黑" w:eastAsia="微软雅黑" w:hAnsi="微软雅黑"/>
+          <w:sz w:val="24"/>
+          <w:szCs w:val="24"/>
+        </w:rPr>
+        <w:t xml:space="preserve">□ 进阶版（14天）¥4,980/人</w:t>
+      </w:r>
+    </w:p>
+    <w:p>
+      <w:r>
+        <w:rPr>
+          <w:color w:val="888888"/>
+          <w:sz w:val="18"/>
+          <w:szCs w:val="18"/>
+        </w:rPr>
+        <w:t xml:space="preserve">    14天深度体验，心性扎根</w:t>
+      </w:r>
+    </w:p>
+    <w:p>
+      <w:pPr>
+        <w:spacing w:before="40"/>
+      </w:pPr>
+      <w:r>
+        <w:rPr>
+          <w:rFonts w:ascii="微软雅黑" w:cs="微软雅黑" w:eastAsia="微软雅黑" w:hAnsi="微软雅黑"/>
+          <w:sz w:val="24"/>
+          <w:szCs w:val="24"/>
+        </w:rPr>
+        <w:t xml:space="preserve">□ 完整版（21天）¥6,980/人</w:t>
+      </w:r>
+    </w:p>
+    <w:p>
+      <w:pPr>
+        <w:spacing w:after="120"/>
+      </w:pPr>
+      <w:r>
+        <w:rPr>
+          <w:color w:val="888888"/>
+          <w:sz w:val="18"/>
+          <w:szCs w:val="18"/>
+        </w:rPr>
+        <w:t xml:space="preserve">    完整21天道场，完整蜕变</w:t>
+      </w:r>
+    </w:p>
+    <w:p>
+      <w:pPr>
+        <w:spacing w:after="60" w:before="60"/>
+      </w:pPr>
+    </w:p>
+    <w:p>
+      <w:pPr>
+        <w:spacing w:after="120" w:before="240"/>
+      </w:pPr>
+      <w:r>
+        <w:rPr>
+          <w:rFonts w:ascii="微软雅黑" w:cs="微软雅黑" w:eastAsia="微软雅黑" w:hAnsi="微软雅黑"/>
+          <w:b/>
+          <w:bCs/>
+          <w:color w:val="2E7D32"/>
+          <w:sz w:val="26"/>
+          <w:szCs w:val="26"/>
+        </w:rPr>
+        <w:t xml:space="preserve">四、家长陪同（选填）</w:t>
+      </w:r>
+    </w:p>
+    <w:p>
+      <w:pPr>
+        <w:spacing w:before="60"/>
+      </w:pPr>
+      <w:r>
+        <w:rPr>
+          <w:rFonts w:ascii="微软雅黑" w:cs="微软雅黑" w:eastAsia="微软雅黑" w:hAnsi="微软雅黑"/>
+          <w:b/>
+          <w:bCs/>
+          <w:sz w:val="22"/>
+          <w:szCs w:val="22"/>
+        </w:rPr>
+        <w:t xml:space="preserve">母亲陪同</w:t>
+      </w:r>
+    </w:p>
+    <w:p>
+      <w:r>
+        <w:rPr>
+          <w:color w:val="888888"/>
+          <w:sz w:val="20"/>
+          <w:szCs w:val="20"/>
+        </w:rPr>
+        <w:t xml:space="preserve">参与方式（请勾选一项）：</w:t>
+      </w:r>
+    </w:p>
+    <w:p>
+      <w:r>
+        <w:rPr>
+          <w:rFonts w:ascii="微软雅黑" w:cs="微软雅黑" w:eastAsia="微软雅黑" w:hAnsi="微软雅黑"/>
+          <w:sz w:val="22"/>
+          <w:szCs w:val="22"/>
+        </w:rPr>
+        <w:t xml:space="preserve">□ 不参加    □ 全程 ¥3,580    □ 按周 ¥980/7天</w:t>
+      </w:r>
+    </w:p>
+    <w:p>
+      <w:r>
+        <w:rPr>
+          <w:color w:val="888888"/>
+          <w:sz w:val="20"/>
+          <w:szCs w:val="20"/>
+        </w:rPr>
+        <w:t xml:space="preserve">按周时勾选以下周次：</w:t>
+      </w:r>
+    </w:p>
+    <w:p>
+      <w:r>
+        <w:rPr>
+          <w:rFonts w:ascii="微软雅黑" w:cs="微软雅黑" w:eastAsia="微软雅黑" w:hAnsi="微软雅黑"/>
+          <w:sz w:val="22"/>
+          <w:szCs w:val="22"/>
+        </w:rPr>
+        <w:t xml:space="preserve">□ 第一周（8月1日-7日）    □ 第二周（8月8日-14日）    □ 第三周（8月15日-21日）</w:t>
+      </w:r>
+    </w:p>
+    <w:p>
+      <w:pPr>
+        <w:spacing w:after="60" w:before="60"/>
+      </w:pPr>
+    </w:p>
+    <w:p>
+      <w:pPr>
+        <w:spacing w:before="60"/>
+      </w:pPr>
+      <w:r>
+        <w:rPr>
+          <w:rFonts w:ascii="微软雅黑" w:cs="微软雅黑" w:eastAsia="微软雅黑" w:hAnsi="微软雅黑"/>
+          <w:b/>
+          <w:bCs/>
+          <w:sz w:val="22"/>
+          <w:szCs w:val="22"/>
+        </w:rPr>
+        <w:t xml:space="preserve">父亲陪同</w:t>
+      </w:r>
+    </w:p>
+    <w:p>
+      <w:r>
+        <w:rPr>
+          <w:color w:val="888888"/>
+          <w:sz w:val="20"/>
+          <w:szCs w:val="20"/>
+        </w:rPr>
+        <w:t xml:space="preserve">参与方式（请勾选一项）：</w:t>
+      </w:r>
+    </w:p>
+    <w:p>
+      <w:r>
+        <w:rPr>
+          <w:rFonts w:ascii="微软雅黑" w:cs="微软雅黑" w:eastAsia="微软雅黑" w:hAnsi="微软雅黑"/>
+          <w:sz w:val="22"/>
+          <w:szCs w:val="22"/>
+        </w:rPr>
+        <w:t xml:space="preserve">□ 不参加    □ 全程 ¥3,580    □ 按周 ¥980/7天</w:t>
+      </w:r>
+    </w:p>
+    <w:p>
+      <w:r>
+        <w:rPr>
+          <w:color w:val="888888"/>
+          <w:sz w:val="20"/>
+          <w:szCs w:val="20"/>
+        </w:rPr>
+        <w:t xml:space="preserve">按周时勾选以下周次：</w:t>
+      </w:r>
+    </w:p>
+    <w:p>
+      <w:r>
+        <w:rPr>
+          <w:rFonts w:ascii="微软雅黑" w:cs="微软雅黑" w:eastAsia="微软雅黑" w:hAnsi="微软雅黑"/>
+          <w:sz w:val="22"/>
+          <w:szCs w:val="22"/>
+        </w:rPr>
+        <w:t xml:space="preserve">□ 第一周（8月1日-7日）    □ 第二周（8月8日-14日）    □ 第三周（8月15日-21日）</w:t>
+      </w:r>
+    </w:p>
+    <w:p>
+      <w:pPr>
+        <w:spacing w:after="60" w:before="60"/>
+      </w:pPr>
+    </w:p>
+    <w:p>
+      <w:r>
+        <w:rPr>
+          <w:rFonts w:ascii="微软雅黑" w:cs="微软雅黑" w:eastAsia="微软雅黑" w:hAnsi="微软雅黑"/>
+          <w:b/>
+          <w:bCs/>
+          <w:sz w:val="22"/>
+          <w:szCs w:val="22"/>
+        </w:rPr>
+        <w:t xml:space="preserve">其它亲属（选填）</w:t>
       </w:r>
     </w:p>
     <w:tbl>
@@ -2421,16 +1882,7 @@
                 <w:sz w:val="22"/>
                 <w:szCs w:val="22"/>
               </w:rPr>
-              <w:t xml:space="preserve">1. 孩子最近一次让你
-意外或触动的事？</w:t>
-            </w:r>
-            <w:r>
-              <w:rPr>
-                <w:color w:val="CC3333"/>
-                <w:sz w:val="22"/>
-                <w:szCs w:val="22"/>
-              </w:rPr>
-              <w:t xml:space="preserve"> *</w:t>
+              <w:t xml:space="preserve">与孩子关系</w:t>
             </w:r>
           </w:p>
         </w:tc>
@@ -2459,82 +1911,77 @@
                 <w:sz w:val="22"/>
                 <w:szCs w:val="22"/>
               </w:rPr>
-              <w:t xml:space="preserve">请在这里写下您的回答</w:t>
-            </w:r>
-          </w:p>
-        </w:tc>
-      </w:tr>
-      <w:tr>
-        <w:tc>
-          <w:tcPr>
-            <w:tcW w:type="dxa" w:w="2400"/>
-            <w:tcBorders>
-              <w:top w:val="single" w:color="C8CCD0" w:sz="1"/>
-              <w:left w:val="single" w:color="C8CCD0" w:sz="1"/>
-              <w:bottom w:val="single" w:color="C8CCD0" w:sz="1"/>
-              <w:right w:val="single" w:color="C8CCD0" w:sz="1"/>
-            </w:tcBorders>
-            <w:shd w:fill="E8F5E9" w:val="clear"/>
-            <w:tcMar>
-              <w:top w:type="dxa" w:w="60"/>
-              <w:left w:type="dxa" w:w="100"/>
-              <w:bottom w:type="dxa" w:w="60"/>
-              <w:right w:type="dxa" w:w="100"/>
-            </w:tcMar>
-          </w:tcPr>
-          <w:p>
-            <w:r>
-              <w:rPr>
-                <w:rFonts w:ascii="微软雅黑" w:cs="微软雅黑" w:eastAsia="微软雅黑" w:hAnsi="微软雅黑"/>
-                <w:b/>
-                <w:bCs/>
-                <w:sz w:val="22"/>
-                <w:szCs w:val="22"/>
-              </w:rPr>
-              <w:t xml:space="preserve">2. 您对这次夏令营
-的期待是什么？</w:t>
-            </w:r>
-            <w:r>
-              <w:rPr>
-                <w:color w:val="CC3333"/>
-                <w:sz w:val="22"/>
-                <w:szCs w:val="22"/>
-              </w:rPr>
-              <w:t xml:space="preserve"> *</w:t>
-            </w:r>
-          </w:p>
-        </w:tc>
-        <w:tc>
-          <w:tcPr>
-            <w:tcW w:type="dxa" w:w="6626"/>
-            <w:tcBorders>
-              <w:top w:val="single" w:color="C8CCD0" w:sz="1"/>
-              <w:left w:val="single" w:color="C8CCD0" w:sz="1"/>
-              <w:bottom w:val="single" w:color="C8CCD0" w:sz="1"/>
-              <w:right w:val="single" w:color="C8CCD0" w:sz="1"/>
-            </w:tcBorders>
-            <w:tcMar>
-              <w:top w:type="dxa" w:w="60"/>
-              <w:left w:type="dxa" w:w="100"/>
-              <w:bottom w:type="dxa" w:w="60"/>
-              <w:right w:type="dxa" w:w="100"/>
-            </w:tcMar>
-          </w:tcPr>
-          <w:p>
-            <w:r>
-              <w:rPr>
-                <w:i/>
-                <w:iCs/>
-                <w:color w:val="888888"/>
-                <w:sz w:val="22"/>
-                <w:szCs w:val="22"/>
-              </w:rPr>
-              <w:t xml:space="preserve">请在这里写下您的回答</w:t>
+              <w:t xml:space="preserve">请注明身份（如：爷爷、舅舅等）</w:t>
             </w:r>
           </w:p>
         </w:tc>
       </w:tr>
     </w:tbl>
+    <w:p>
+      <w:r>
+        <w:rPr>
+          <w:color w:val="888888"/>
+          <w:sz w:val="20"/>
+          <w:szCs w:val="20"/>
+        </w:rPr>
+        <w:t xml:space="preserve">参与方式（请勾选一项）：</w:t>
+      </w:r>
+    </w:p>
+    <w:p>
+      <w:r>
+        <w:rPr>
+          <w:rFonts w:ascii="微软雅黑" w:cs="微软雅黑" w:eastAsia="微软雅黑" w:hAnsi="微软雅黑"/>
+          <w:sz w:val="22"/>
+          <w:szCs w:val="22"/>
+        </w:rPr>
+        <w:t xml:space="preserve">□ 不参加    □ 全程 ¥3,580    □ 按周 ¥980/7天</w:t>
+      </w:r>
+    </w:p>
+    <w:p>
+      <w:r>
+        <w:rPr>
+          <w:color w:val="888888"/>
+          <w:sz w:val="20"/>
+          <w:szCs w:val="20"/>
+        </w:rPr>
+        <w:t xml:space="preserve">按周时勾选以下周次（其它亲属）：</w:t>
+      </w:r>
+    </w:p>
+    <w:p>
+      <w:r>
+        <w:rPr>
+          <w:rFonts w:ascii="微软雅黑" w:cs="微软雅黑" w:eastAsia="微软雅黑" w:hAnsi="微软雅黑"/>
+          <w:sz w:val="22"/>
+          <w:szCs w:val="22"/>
+        </w:rPr>
+        <w:t xml:space="preserve">□ 第一周（8月1日-7日）    □ 第二周（8月8日-14日）    □ 第三周（8月15日-21日）</w:t>
+      </w:r>
+    </w:p>
+    <w:p>
+      <w:pPr>
+        <w:spacing w:after="60" w:before="60"/>
+      </w:pPr>
+    </w:p>
+    <w:p>
+      <w:r>
+        <w:rPr>
+          <w:color w:val="888888"/>
+          <w:sz w:val="20"/>
+          <w:szCs w:val="20"/>
+        </w:rPr>
+        <w:t xml:space="preserve">按周时勾选以下周次（其它亲属）：</w:t>
+      </w:r>
+    </w:p>
+    <w:p>
+      <w:r>
+        <w:rPr>
+          <w:color w:val="888888"/>
+          <w:sz w:val="20"/>
+          <w:szCs w:val="20"/>
+        </w:rPr>
+        <w:t xml:space="preserve">□ 第一周（8月1日-7日）    □ 第二周（8月8日-14日）    □ 第三周（8月15日-21日）</w:t>
+      </w:r>
+    </w:p>
     <w:p>
       <w:pPr>
         <w:spacing w:after="60" w:before="60"/>
@@ -2553,7 +2000,7 @@
           <w:sz w:val="26"/>
           <w:szCs w:val="26"/>
         </w:rPr>
-        <w:t xml:space="preserve">六、其他信息（选填）</w:t>
+        <w:t xml:space="preserve">五、开放性问题</w:t>
       </w:r>
     </w:p>
     <w:tbl>
@@ -2599,7 +2046,16 @@
                 <w:sz w:val="22"/>
                 <w:szCs w:val="22"/>
               </w:rPr>
-              <w:t xml:space="preserve">推荐人</w:t>
+              <w:t xml:space="preserve">1. 孩子最近一次让你
+意外或触动的事？</w:t>
+            </w:r>
+            <w:r>
+              <w:rPr>
+                <w:color w:val="CC3333"/>
+                <w:sz w:val="22"/>
+                <w:szCs w:val="22"/>
+              </w:rPr>
+              <w:t xml:space="preserve"> *</w:t>
             </w:r>
           </w:p>
         </w:tc>
@@ -2628,7 +2084,7 @@
                 <w:sz w:val="22"/>
                 <w:szCs w:val="22"/>
               </w:rPr>
-              <w:t xml:space="preserve">如有人推荐请填写</w:t>
+              <w:t xml:space="preserve">请在这里写下您的回答</w:t>
             </w:r>
           </w:p>
         </w:tc>
@@ -2660,7 +2116,16 @@
                 <w:sz w:val="22"/>
                 <w:szCs w:val="22"/>
               </w:rPr>
-              <w:t xml:space="preserve">获知渠道</w:t>
+              <w:t xml:space="preserve">2. 您对这次夏令营
+的期待是什么？</w:t>
+            </w:r>
+            <w:r>
+              <w:rPr>
+                <w:color w:val="CC3333"/>
+                <w:sz w:val="22"/>
+                <w:szCs w:val="22"/>
+              </w:rPr>
+              <w:t xml:space="preserve"> *</w:t>
             </w:r>
           </w:p>
         </w:tc>
@@ -2689,19 +2154,49 @@
                 <w:sz w:val="22"/>
                 <w:szCs w:val="22"/>
               </w:rPr>
-              <w:t xml:space="preserve">请选择：</w:t>
-            </w:r>
-            <w:r>
-              <w:rPr>
-                <w:color w:val="888888"/>
-                <w:sz w:val="20"/>
-                <w:szCs w:val="20"/>
-              </w:rPr>
-              <w:t xml:space="preserve">  微信朋友圈 / 公众号 / 朋友推荐 / 抖音/视频号 / 其他</w:t>
+              <w:t xml:space="preserve">请在这里写下您的回答</w:t>
             </w:r>
           </w:p>
         </w:tc>
       </w:tr>
+    </w:tbl>
+    <w:p>
+      <w:pPr>
+        <w:spacing w:after="60" w:before="60"/>
+      </w:pPr>
+    </w:p>
+    <w:p>
+      <w:pPr>
+        <w:spacing w:after="120" w:before="240"/>
+      </w:pPr>
+      <w:r>
+        <w:rPr>
+          <w:rFonts w:ascii="微软雅黑" w:cs="微软雅黑" w:eastAsia="微软雅黑" w:hAnsi="微软雅黑"/>
+          <w:b/>
+          <w:bCs/>
+          <w:color w:val="2E7D32"/>
+          <w:sz w:val="26"/>
+          <w:szCs w:val="26"/>
+        </w:rPr>
+        <w:t xml:space="preserve">六、其他信息（选填）</w:t>
+      </w:r>
+    </w:p>
+    <w:tbl>
+      <w:tblPr>
+        <w:tblW w:type="dxa" w:w="9026"/>
+        <w:tblBorders>
+          <w:top w:val="single" w:color="auto" w:sz="4"/>
+          <w:left w:val="single" w:color="auto" w:sz="4"/>
+          <w:bottom w:val="single" w:color="auto" w:sz="4"/>
+          <w:right w:val="single" w:color="auto" w:sz="4"/>
+          <w:insideH w:val="single" w:color="auto" w:sz="4"/>
+          <w:insideV w:val="single" w:color="auto" w:sz="4"/>
+        </w:tblBorders>
+      </w:tblPr>
+      <w:tblGrid>
+        <w:gridCol w:w="2400"/>
+        <w:gridCol w:w="6626"/>
+      </w:tblGrid>
       <w:tr>
         <w:tc>
           <w:tcPr>
@@ -2729,7 +2224,7 @@
                 <w:sz w:val="22"/>
                 <w:szCs w:val="22"/>
               </w:rPr>
-              <w:t xml:space="preserve">备注</w:t>
+              <w:t xml:space="preserve">推荐人</w:t>
             </w:r>
           </w:p>
         </w:tc>
@@ -2758,12 +2253,96 @@
                 <w:sz w:val="22"/>
                 <w:szCs w:val="22"/>
               </w:rPr>
+              <w:t xml:space="preserve">如有人推荐请填写</w:t>
+            </w:r>
+          </w:p>
+        </w:tc>
+      </w:tr>
+      <w:tr>
+        <w:tc>
+          <w:tcPr>
+            <w:tcW w:type="dxa" w:w="2400"/>
+            <w:tcBorders>
+              <w:top w:val="single" w:color="C8CCD0" w:sz="1"/>
+              <w:left w:val="single" w:color="C8CCD0" w:sz="1"/>
+              <w:bottom w:val="single" w:color="C8CCD0" w:sz="1"/>
+              <w:right w:val="single" w:color="C8CCD0" w:sz="1"/>
+            </w:tcBorders>
+            <w:shd w:fill="E8F5E9" w:val="clear"/>
+            <w:tcMar>
+              <w:top w:type="dxa" w:w="60"/>
+              <w:left w:type="dxa" w:w="100"/>
+              <w:bottom w:type="dxa" w:w="60"/>
+              <w:right w:type="dxa" w:w="100"/>
+            </w:tcMar>
+          </w:tcPr>
+          <w:p>
+            <w:r>
+              <w:rPr>
+                <w:rFonts w:ascii="微软雅黑" w:cs="微软雅黑" w:eastAsia="微软雅黑" w:hAnsi="微软雅黑"/>
+                <w:b/>
+                <w:bCs/>
+                <w:sz w:val="22"/>
+                <w:szCs w:val="22"/>
+              </w:rPr>
+              <w:t xml:space="preserve">备注</w:t>
+            </w:r>
+          </w:p>
+        </w:tc>
+        <w:tc>
+          <w:tcPr>
+            <w:tcW w:type="dxa" w:w="6626"/>
+            <w:tcBorders>
+              <w:top w:val="single" w:color="C8CCD0" w:sz="1"/>
+              <w:left w:val="single" w:color="C8CCD0" w:sz="1"/>
+              <w:bottom w:val="single" w:color="C8CCD0" w:sz="1"/>
+              <w:right w:val="single" w:color="C8CCD0" w:sz="1"/>
+            </w:tcBorders>
+            <w:tcMar>
+              <w:top w:type="dxa" w:w="60"/>
+              <w:left w:type="dxa" w:w="100"/>
+              <w:bottom w:type="dxa" w:w="60"/>
+              <w:right w:type="dxa" w:w="100"/>
+            </w:tcMar>
+          </w:tcPr>
+          <w:p>
+            <w:r>
+              <w:rPr>
+                <w:i/>
+                <w:iCs/>
+                <w:color w:val="888888"/>
+                <w:sz w:val="22"/>
+                <w:szCs w:val="22"/>
+              </w:rPr>
               <w:t xml:space="preserve">如有特殊要求请说明</w:t>
             </w:r>
           </w:p>
         </w:tc>
       </w:tr>
     </w:tbl>
+    <w:p>
+      <w:pPr>
+        <w:spacing w:before="60"/>
+      </w:pPr>
+      <w:r>
+        <w:rPr>
+          <w:color w:val="888888"/>
+          <w:sz w:val="20"/>
+          <w:szCs w:val="20"/>
+        </w:rPr>
+        <w:t xml:space="preserve">获知渠道（请勾选）：</w:t>
+      </w:r>
+    </w:p>
+    <w:p>
+      <w:r>
+        <w:rPr>
+          <w:rFonts w:ascii="微软雅黑" w:cs="微软雅黑" w:eastAsia="微软雅黑" w:hAnsi="微软雅黑"/>
+          <w:sz w:val="22"/>
+          <w:szCs w:val="22"/>
+        </w:rPr>
+        <w:t xml:space="preserve">□ 微信朋友圈    □ 公众号    □ 朋友推荐    □ 抖音/视频号    □ 其他</w:t>
+      </w:r>
+    </w:p>
     <w:sectPr>
       <w:pgSz w:w="11906" w:h="16838" w:orient="portrait"/>
       <w:pgMar w:top="1440" w:right="1440" w:bottom="1440" w:left="1440" w:header="708" w:footer="708" w:gutter="0"/>

--- a/启智归塾2026夏令营报名表.docx
+++ b/启智归塾2026夏令营报名表.docx
@@ -537,7 +537,7 @@
                 <w:sz w:val="22"/>
                 <w:szCs w:val="22"/>
               </w:rPr>
-              <w:t xml:space="preserve">  年龄(5-18)</w:t>
+              <w:t xml:space="preserve">  年龄(5岁以上)</w:t>
             </w:r>
             <w:r>
               <w:rPr>
@@ -963,7 +963,7 @@
                 <w:sz w:val="22"/>
                 <w:szCs w:val="22"/>
               </w:rPr>
-              <w:t xml:space="preserve">  年龄(5-18)</w:t>
+              <w:t xml:space="preserve">  年龄(5岁以上)</w:t>
             </w:r>
           </w:p>
         </w:tc>
@@ -1373,7 +1373,7 @@
                 <w:sz w:val="22"/>
                 <w:szCs w:val="22"/>
               </w:rPr>
-              <w:t xml:space="preserve">  年龄(5-18)</w:t>
+              <w:t xml:space="preserve">  年龄(5岁以上)</w:t>
             </w:r>
           </w:p>
         </w:tc>

--- a/启智归塾2026夏令营报名表.docx
+++ b/启智归塾2026夏令营报名表.docx
@@ -537,7 +537,7 @@
                 <w:sz w:val="22"/>
                 <w:szCs w:val="22"/>
               </w:rPr>
-              <w:t xml:space="preserve">  年龄(5岁以上)</w:t>
+              <w:t xml:space="preserve">  年龄(5-18)</w:t>
             </w:r>
             <w:r>
               <w:rPr>
@@ -574,7 +574,7 @@
                 <w:sz w:val="22"/>
                 <w:szCs w:val="22"/>
               </w:rPr>
-              <w:t xml:space="preserve">如：10</w:t>
+              <w:t xml:space="preserve">如：10（超龄请加微信）</w:t>
             </w:r>
           </w:p>
         </w:tc>
@@ -963,7 +963,7 @@
                 <w:sz w:val="22"/>
                 <w:szCs w:val="22"/>
               </w:rPr>
-              <w:t xml:space="preserve">  年龄(5岁以上)</w:t>
+              <w:t xml:space="preserve">  年龄(5-18)</w:t>
             </w:r>
           </w:p>
         </w:tc>
@@ -992,7 +992,7 @@
                 <w:sz w:val="22"/>
                 <w:szCs w:val="22"/>
               </w:rPr>
-              <w:t xml:space="preserve">如：10</w:t>
+              <w:t xml:space="preserve">如：10（超龄请加微信）</w:t>
             </w:r>
           </w:p>
         </w:tc>
@@ -1373,7 +1373,7 @@
                 <w:sz w:val="22"/>
                 <w:szCs w:val="22"/>
               </w:rPr>
-              <w:t xml:space="preserve">  年龄(5岁以上)</w:t>
+              <w:t xml:space="preserve">  年龄(5-18)</w:t>
             </w:r>
           </w:p>
         </w:tc>
@@ -1402,7 +1402,7 @@
                 <w:sz w:val="22"/>
                 <w:szCs w:val="22"/>
               </w:rPr>
-              <w:t xml:space="preserve">如：10</w:t>
+              <w:t xml:space="preserve">如：10（超龄请加微信）</w:t>
             </w:r>
           </w:p>
         </w:tc>

--- a/启智归塾2026夏令营报名表.docx
+++ b/启智归塾2026夏令营报名表.docx
@@ -180,6 +180,83 @@
                 <w:szCs w:val="22"/>
               </w:rPr>
               <w:t xml:space="preserve">请输入您的姓名</w:t>
+            </w:r>
+          </w:p>
+        </w:tc>
+      </w:tr>
+      <w:tr>
+        <w:tc>
+          <w:tcPr>
+            <w:tcW w:type="dxa" w:w="2400"/>
+            <w:tcBorders>
+              <w:top w:val="single" w:color="C8CCD0" w:sz="1"/>
+              <w:left w:val="single" w:color="C8CCD0" w:sz="1"/>
+              <w:bottom w:val="single" w:color="C8CCD0" w:sz="1"/>
+              <w:right w:val="single" w:color="C8CCD0" w:sz="1"/>
+            </w:tcBorders>
+            <w:shd w:fill="E8F5E9" w:val="clear"/>
+            <w:tcMar>
+              <w:top w:type="dxa" w:w="60"/>
+              <w:left w:type="dxa" w:w="100"/>
+              <w:bottom w:type="dxa" w:w="60"/>
+              <w:right w:type="dxa" w:w="100"/>
+            </w:tcMar>
+          </w:tcPr>
+          <w:p>
+            <w:r>
+              <w:rPr>
+                <w:rFonts w:ascii="微软雅黑" w:cs="微软雅黑" w:eastAsia="微软雅黑" w:hAnsi="微软雅黑"/>
+                <w:b/>
+                <w:bCs/>
+                <w:sz w:val="22"/>
+                <w:szCs w:val="22"/>
+              </w:rPr>
+              <w:t xml:space="preserve">与孩子的关系</w:t>
+            </w:r>
+            <w:r>
+              <w:rPr>
+                <w:color w:val="CC3333"/>
+                <w:sz w:val="22"/>
+                <w:szCs w:val="22"/>
+              </w:rPr>
+              <w:t xml:space="preserve"> *</w:t>
+            </w:r>
+          </w:p>
+        </w:tc>
+        <w:tc>
+          <w:tcPr>
+            <w:tcW w:type="dxa" w:w="6626"/>
+            <w:tcBorders>
+              <w:top w:val="single" w:color="C8CCD0" w:sz="1"/>
+              <w:left w:val="single" w:color="C8CCD0" w:sz="1"/>
+              <w:bottom w:val="single" w:color="C8CCD0" w:sz="1"/>
+              <w:right w:val="single" w:color="C8CCD0" w:sz="1"/>
+            </w:tcBorders>
+            <w:tcMar>
+              <w:top w:type="dxa" w:w="60"/>
+              <w:left w:type="dxa" w:w="100"/>
+              <w:bottom w:type="dxa" w:w="60"/>
+              <w:right w:type="dxa" w:w="100"/>
+            </w:tcMar>
+          </w:tcPr>
+          <w:p>
+            <w:r>
+              <w:rPr>
+                <w:i/>
+                <w:iCs/>
+                <w:color w:val="888888"/>
+                <w:sz w:val="22"/>
+                <w:szCs w:val="22"/>
+              </w:rPr>
+              <w:t xml:space="preserve">请选择：</w:t>
+            </w:r>
+            <w:r>
+              <w:rPr>
+                <w:color w:val="888888"/>
+                <w:sz w:val="20"/>
+                <w:szCs w:val="20"/>
+              </w:rPr>
+              <w:t xml:space="preserve">  母亲 / 父亲 / 爷爷 / 奶奶 / 外公 / 外婆 / 舅舅 / 其他亲属</w:t>
             </w:r>
           </w:p>
         </w:tc>

--- a/启智归塾2026夏令营报名表.docx
+++ b/启智归塾2026夏令营报名表.docx
@@ -1799,123 +1799,6 @@
         <w:t xml:space="preserve">母亲陪同</w:t>
       </w:r>
     </w:p>
-    <w:p>
-      <w:r>
-        <w:rPr>
-          <w:color w:val="888888"/>
-          <w:sz w:val="20"/>
-          <w:szCs w:val="20"/>
-        </w:rPr>
-        <w:t xml:space="preserve">参与方式（请勾选一项）：</w:t>
-      </w:r>
-    </w:p>
-    <w:p>
-      <w:r>
-        <w:rPr>
-          <w:rFonts w:ascii="微软雅黑" w:cs="微软雅黑" w:eastAsia="微软雅黑" w:hAnsi="微软雅黑"/>
-          <w:sz w:val="22"/>
-          <w:szCs w:val="22"/>
-        </w:rPr>
-        <w:t xml:space="preserve">□ 不参加    □ 全程 ¥3,580    □ 按周 ¥980/7天</w:t>
-      </w:r>
-    </w:p>
-    <w:p>
-      <w:r>
-        <w:rPr>
-          <w:color w:val="888888"/>
-          <w:sz w:val="20"/>
-          <w:szCs w:val="20"/>
-        </w:rPr>
-        <w:t xml:space="preserve">按周时勾选以下周次：</w:t>
-      </w:r>
-    </w:p>
-    <w:p>
-      <w:r>
-        <w:rPr>
-          <w:rFonts w:ascii="微软雅黑" w:cs="微软雅黑" w:eastAsia="微软雅黑" w:hAnsi="微软雅黑"/>
-          <w:sz w:val="22"/>
-          <w:szCs w:val="22"/>
-        </w:rPr>
-        <w:t xml:space="preserve">□ 第一周（8月1日-7日）    □ 第二周（8月8日-14日）    □ 第三周（8月15日-21日）</w:t>
-      </w:r>
-    </w:p>
-    <w:p>
-      <w:pPr>
-        <w:spacing w:after="60" w:before="60"/>
-      </w:pPr>
-    </w:p>
-    <w:p>
-      <w:pPr>
-        <w:spacing w:before="60"/>
-      </w:pPr>
-      <w:r>
-        <w:rPr>
-          <w:rFonts w:ascii="微软雅黑" w:cs="微软雅黑" w:eastAsia="微软雅黑" w:hAnsi="微软雅黑"/>
-          <w:b/>
-          <w:bCs/>
-          <w:sz w:val="22"/>
-          <w:szCs w:val="22"/>
-        </w:rPr>
-        <w:t xml:space="preserve">父亲陪同</w:t>
-      </w:r>
-    </w:p>
-    <w:p>
-      <w:r>
-        <w:rPr>
-          <w:color w:val="888888"/>
-          <w:sz w:val="20"/>
-          <w:szCs w:val="20"/>
-        </w:rPr>
-        <w:t xml:space="preserve">参与方式（请勾选一项）：</w:t>
-      </w:r>
-    </w:p>
-    <w:p>
-      <w:r>
-        <w:rPr>
-          <w:rFonts w:ascii="微软雅黑" w:cs="微软雅黑" w:eastAsia="微软雅黑" w:hAnsi="微软雅黑"/>
-          <w:sz w:val="22"/>
-          <w:szCs w:val="22"/>
-        </w:rPr>
-        <w:t xml:space="preserve">□ 不参加    □ 全程 ¥3,580    □ 按周 ¥980/7天</w:t>
-      </w:r>
-    </w:p>
-    <w:p>
-      <w:r>
-        <w:rPr>
-          <w:color w:val="888888"/>
-          <w:sz w:val="20"/>
-          <w:szCs w:val="20"/>
-        </w:rPr>
-        <w:t xml:space="preserve">按周时勾选以下周次：</w:t>
-      </w:r>
-    </w:p>
-    <w:p>
-      <w:r>
-        <w:rPr>
-          <w:rFonts w:ascii="微软雅黑" w:cs="微软雅黑" w:eastAsia="微软雅黑" w:hAnsi="微软雅黑"/>
-          <w:sz w:val="22"/>
-          <w:szCs w:val="22"/>
-        </w:rPr>
-        <w:t xml:space="preserve">□ 第一周（8月1日-7日）    □ 第二周（8月8日-14日）    □ 第三周（8月15日-21日）</w:t>
-      </w:r>
-    </w:p>
-    <w:p>
-      <w:pPr>
-        <w:spacing w:after="60" w:before="60"/>
-      </w:pPr>
-    </w:p>
-    <w:p>
-      <w:r>
-        <w:rPr>
-          <w:rFonts w:ascii="微软雅黑" w:cs="微软雅黑" w:eastAsia="微软雅黑" w:hAnsi="微软雅黑"/>
-          <w:b/>
-          <w:bCs/>
-          <w:sz w:val="22"/>
-          <w:szCs w:val="22"/>
-        </w:rPr>
-        <w:t xml:space="preserve">其它亲属（选填）</w:t>
-      </w:r>
-    </w:p>
     <w:tbl>
       <w:tblPr>
         <w:tblW w:type="dxa" w:w="9026"/>
@@ -1959,7 +1842,7 @@
                 <w:sz w:val="22"/>
                 <w:szCs w:val="22"/>
               </w:rPr>
-              <w:t xml:space="preserve">与孩子关系</w:t>
+              <w:t xml:space="preserve">  姓名</w:t>
             </w:r>
           </w:p>
         </w:tc>
@@ -1988,7 +1871,524 @@
                 <w:sz w:val="22"/>
                 <w:szCs w:val="22"/>
               </w:rPr>
+              <w:t xml:space="preserve">参加请填写姓名</w:t>
+            </w:r>
+          </w:p>
+        </w:tc>
+      </w:tr>
+      <w:tr>
+        <w:tc>
+          <w:tcPr>
+            <w:tcW w:type="dxa" w:w="2400"/>
+            <w:tcBorders>
+              <w:top w:val="single" w:color="C8CCD0" w:sz="1"/>
+              <w:left w:val="single" w:color="C8CCD0" w:sz="1"/>
+              <w:bottom w:val="single" w:color="C8CCD0" w:sz="1"/>
+              <w:right w:val="single" w:color="C8CCD0" w:sz="1"/>
+            </w:tcBorders>
+            <w:shd w:fill="E8F5E9" w:val="clear"/>
+            <w:tcMar>
+              <w:top w:type="dxa" w:w="60"/>
+              <w:left w:type="dxa" w:w="100"/>
+              <w:bottom w:type="dxa" w:w="60"/>
+              <w:right w:type="dxa" w:w="100"/>
+            </w:tcMar>
+          </w:tcPr>
+          <w:p>
+            <w:r>
+              <w:rPr>
+                <w:rFonts w:ascii="微软雅黑" w:cs="微软雅黑" w:eastAsia="微软雅黑" w:hAnsi="微软雅黑"/>
+                <w:b/>
+                <w:bCs/>
+                <w:sz w:val="22"/>
+                <w:szCs w:val="22"/>
+              </w:rPr>
+              <w:t xml:space="preserve">  手机号</w:t>
+            </w:r>
+          </w:p>
+        </w:tc>
+        <w:tc>
+          <w:tcPr>
+            <w:tcW w:type="dxa" w:w="6626"/>
+            <w:tcBorders>
+              <w:top w:val="single" w:color="C8CCD0" w:sz="1"/>
+              <w:left w:val="single" w:color="C8CCD0" w:sz="1"/>
+              <w:bottom w:val="single" w:color="C8CCD0" w:sz="1"/>
+              <w:right w:val="single" w:color="C8CCD0" w:sz="1"/>
+            </w:tcBorders>
+            <w:tcMar>
+              <w:top w:type="dxa" w:w="60"/>
+              <w:left w:type="dxa" w:w="100"/>
+              <w:bottom w:type="dxa" w:w="60"/>
+              <w:right w:type="dxa" w:w="100"/>
+            </w:tcMar>
+          </w:tcPr>
+          <w:p>
+            <w:r>
+              <w:rPr>
+                <w:i/>
+                <w:iCs/>
+                <w:color w:val="888888"/>
+                <w:sz w:val="22"/>
+                <w:szCs w:val="22"/>
+              </w:rPr>
+              <w:t xml:space="preserve">参加请填写手机号</w:t>
+            </w:r>
+          </w:p>
+        </w:tc>
+      </w:tr>
+    </w:tbl>
+    <w:p>
+      <w:r>
+        <w:rPr>
+          <w:color w:val="888888"/>
+          <w:sz w:val="20"/>
+          <w:szCs w:val="20"/>
+        </w:rPr>
+        <w:t xml:space="preserve">参与方式（请勾选一项）：</w:t>
+      </w:r>
+    </w:p>
+    <w:p>
+      <w:r>
+        <w:rPr>
+          <w:rFonts w:ascii="微软雅黑" w:cs="微软雅黑" w:eastAsia="微软雅黑" w:hAnsi="微软雅黑"/>
+          <w:sz w:val="22"/>
+          <w:szCs w:val="22"/>
+        </w:rPr>
+        <w:t xml:space="preserve">□ 不参加    □ 全程 ¥3,580    □ 按周 ¥980/7天</w:t>
+      </w:r>
+    </w:p>
+    <w:p>
+      <w:r>
+        <w:rPr>
+          <w:color w:val="888888"/>
+          <w:sz w:val="20"/>
+          <w:szCs w:val="20"/>
+        </w:rPr>
+        <w:t xml:space="preserve">按周时勾选以下周次：</w:t>
+      </w:r>
+    </w:p>
+    <w:p>
+      <w:r>
+        <w:rPr>
+          <w:rFonts w:ascii="微软雅黑" w:cs="微软雅黑" w:eastAsia="微软雅黑" w:hAnsi="微软雅黑"/>
+          <w:sz w:val="22"/>
+          <w:szCs w:val="22"/>
+        </w:rPr>
+        <w:t xml:space="preserve">□ 第一周（8月1日-7日）    □ 第二周（8月8日-14日）    □ 第三周（8月15日-21日）</w:t>
+      </w:r>
+    </w:p>
+    <w:p>
+      <w:pPr>
+        <w:spacing w:after="60" w:before="60"/>
+      </w:pPr>
+    </w:p>
+    <w:p>
+      <w:pPr>
+        <w:spacing w:before="60"/>
+      </w:pPr>
+      <w:r>
+        <w:rPr>
+          <w:rFonts w:ascii="微软雅黑" w:cs="微软雅黑" w:eastAsia="微软雅黑" w:hAnsi="微软雅黑"/>
+          <w:b/>
+          <w:bCs/>
+          <w:sz w:val="22"/>
+          <w:szCs w:val="22"/>
+        </w:rPr>
+        <w:t xml:space="preserve">父亲陪同</w:t>
+      </w:r>
+    </w:p>
+    <w:tbl>
+      <w:tblPr>
+        <w:tblW w:type="dxa" w:w="9026"/>
+        <w:tblBorders>
+          <w:top w:val="single" w:color="auto" w:sz="4"/>
+          <w:left w:val="single" w:color="auto" w:sz="4"/>
+          <w:bottom w:val="single" w:color="auto" w:sz="4"/>
+          <w:right w:val="single" w:color="auto" w:sz="4"/>
+          <w:insideH w:val="single" w:color="auto" w:sz="4"/>
+          <w:insideV w:val="single" w:color="auto" w:sz="4"/>
+        </w:tblBorders>
+      </w:tblPr>
+      <w:tblGrid>
+        <w:gridCol w:w="2400"/>
+        <w:gridCol w:w="6626"/>
+      </w:tblGrid>
+      <w:tr>
+        <w:tc>
+          <w:tcPr>
+            <w:tcW w:type="dxa" w:w="2400"/>
+            <w:tcBorders>
+              <w:top w:val="single" w:color="C8CCD0" w:sz="1"/>
+              <w:left w:val="single" w:color="C8CCD0" w:sz="1"/>
+              <w:bottom w:val="single" w:color="C8CCD0" w:sz="1"/>
+              <w:right w:val="single" w:color="C8CCD0" w:sz="1"/>
+            </w:tcBorders>
+            <w:shd w:fill="E8F5E9" w:val="clear"/>
+            <w:tcMar>
+              <w:top w:type="dxa" w:w="60"/>
+              <w:left w:type="dxa" w:w="100"/>
+              <w:bottom w:type="dxa" w:w="60"/>
+              <w:right w:type="dxa" w:w="100"/>
+            </w:tcMar>
+          </w:tcPr>
+          <w:p>
+            <w:r>
+              <w:rPr>
+                <w:rFonts w:ascii="微软雅黑" w:cs="微软雅黑" w:eastAsia="微软雅黑" w:hAnsi="微软雅黑"/>
+                <w:b/>
+                <w:bCs/>
+                <w:sz w:val="22"/>
+                <w:szCs w:val="22"/>
+              </w:rPr>
+              <w:t xml:space="preserve">  姓名</w:t>
+            </w:r>
+          </w:p>
+        </w:tc>
+        <w:tc>
+          <w:tcPr>
+            <w:tcW w:type="dxa" w:w="6626"/>
+            <w:tcBorders>
+              <w:top w:val="single" w:color="C8CCD0" w:sz="1"/>
+              <w:left w:val="single" w:color="C8CCD0" w:sz="1"/>
+              <w:bottom w:val="single" w:color="C8CCD0" w:sz="1"/>
+              <w:right w:val="single" w:color="C8CCD0" w:sz="1"/>
+            </w:tcBorders>
+            <w:tcMar>
+              <w:top w:type="dxa" w:w="60"/>
+              <w:left w:type="dxa" w:w="100"/>
+              <w:bottom w:type="dxa" w:w="60"/>
+              <w:right w:type="dxa" w:w="100"/>
+            </w:tcMar>
+          </w:tcPr>
+          <w:p>
+            <w:r>
+              <w:rPr>
+                <w:i/>
+                <w:iCs/>
+                <w:color w:val="888888"/>
+                <w:sz w:val="22"/>
+                <w:szCs w:val="22"/>
+              </w:rPr>
+              <w:t xml:space="preserve">参加请填写姓名</w:t>
+            </w:r>
+          </w:p>
+        </w:tc>
+      </w:tr>
+      <w:tr>
+        <w:tc>
+          <w:tcPr>
+            <w:tcW w:type="dxa" w:w="2400"/>
+            <w:tcBorders>
+              <w:top w:val="single" w:color="C8CCD0" w:sz="1"/>
+              <w:left w:val="single" w:color="C8CCD0" w:sz="1"/>
+              <w:bottom w:val="single" w:color="C8CCD0" w:sz="1"/>
+              <w:right w:val="single" w:color="C8CCD0" w:sz="1"/>
+            </w:tcBorders>
+            <w:shd w:fill="E8F5E9" w:val="clear"/>
+            <w:tcMar>
+              <w:top w:type="dxa" w:w="60"/>
+              <w:left w:type="dxa" w:w="100"/>
+              <w:bottom w:type="dxa" w:w="60"/>
+              <w:right w:type="dxa" w:w="100"/>
+            </w:tcMar>
+          </w:tcPr>
+          <w:p>
+            <w:r>
+              <w:rPr>
+                <w:rFonts w:ascii="微软雅黑" w:cs="微软雅黑" w:eastAsia="微软雅黑" w:hAnsi="微软雅黑"/>
+                <w:b/>
+                <w:bCs/>
+                <w:sz w:val="22"/>
+                <w:szCs w:val="22"/>
+              </w:rPr>
+              <w:t xml:space="preserve">  手机号</w:t>
+            </w:r>
+          </w:p>
+        </w:tc>
+        <w:tc>
+          <w:tcPr>
+            <w:tcW w:type="dxa" w:w="6626"/>
+            <w:tcBorders>
+              <w:top w:val="single" w:color="C8CCD0" w:sz="1"/>
+              <w:left w:val="single" w:color="C8CCD0" w:sz="1"/>
+              <w:bottom w:val="single" w:color="C8CCD0" w:sz="1"/>
+              <w:right w:val="single" w:color="C8CCD0" w:sz="1"/>
+            </w:tcBorders>
+            <w:tcMar>
+              <w:top w:type="dxa" w:w="60"/>
+              <w:left w:type="dxa" w:w="100"/>
+              <w:bottom w:type="dxa" w:w="60"/>
+              <w:right w:type="dxa" w:w="100"/>
+            </w:tcMar>
+          </w:tcPr>
+          <w:p>
+            <w:r>
+              <w:rPr>
+                <w:i/>
+                <w:iCs/>
+                <w:color w:val="888888"/>
+                <w:sz w:val="22"/>
+                <w:szCs w:val="22"/>
+              </w:rPr>
+              <w:t xml:space="preserve">参加请填写手机号</w:t>
+            </w:r>
+          </w:p>
+        </w:tc>
+      </w:tr>
+    </w:tbl>
+    <w:p>
+      <w:r>
+        <w:rPr>
+          <w:color w:val="888888"/>
+          <w:sz w:val="20"/>
+          <w:szCs w:val="20"/>
+        </w:rPr>
+        <w:t xml:space="preserve">参与方式（请勾选一项）：</w:t>
+      </w:r>
+    </w:p>
+    <w:p>
+      <w:r>
+        <w:rPr>
+          <w:rFonts w:ascii="微软雅黑" w:cs="微软雅黑" w:eastAsia="微软雅黑" w:hAnsi="微软雅黑"/>
+          <w:sz w:val="22"/>
+          <w:szCs w:val="22"/>
+        </w:rPr>
+        <w:t xml:space="preserve">□ 不参加    □ 全程 ¥3,580    □ 按周 ¥980/7天</w:t>
+      </w:r>
+    </w:p>
+    <w:p>
+      <w:r>
+        <w:rPr>
+          <w:color w:val="888888"/>
+          <w:sz w:val="20"/>
+          <w:szCs w:val="20"/>
+        </w:rPr>
+        <w:t xml:space="preserve">按周时勾选以下周次：</w:t>
+      </w:r>
+    </w:p>
+    <w:p>
+      <w:r>
+        <w:rPr>
+          <w:rFonts w:ascii="微软雅黑" w:cs="微软雅黑" w:eastAsia="微软雅黑" w:hAnsi="微软雅黑"/>
+          <w:sz w:val="22"/>
+          <w:szCs w:val="22"/>
+        </w:rPr>
+        <w:t xml:space="preserve">□ 第一周（8月1日-7日）    □ 第二周（8月8日-14日）    □ 第三周（8月15日-21日）</w:t>
+      </w:r>
+    </w:p>
+    <w:p>
+      <w:pPr>
+        <w:spacing w:after="60" w:before="60"/>
+      </w:pPr>
+    </w:p>
+    <w:p>
+      <w:r>
+        <w:rPr>
+          <w:rFonts w:ascii="微软雅黑" w:cs="微软雅黑" w:eastAsia="微软雅黑" w:hAnsi="微软雅黑"/>
+          <w:b/>
+          <w:bCs/>
+          <w:sz w:val="22"/>
+          <w:szCs w:val="22"/>
+        </w:rPr>
+        <w:t xml:space="preserve">其它亲属（选填）</w:t>
+      </w:r>
+    </w:p>
+    <w:tbl>
+      <w:tblPr>
+        <w:tblW w:type="dxa" w:w="9026"/>
+        <w:tblBorders>
+          <w:top w:val="single" w:color="auto" w:sz="4"/>
+          <w:left w:val="single" w:color="auto" w:sz="4"/>
+          <w:bottom w:val="single" w:color="auto" w:sz="4"/>
+          <w:right w:val="single" w:color="auto" w:sz="4"/>
+          <w:insideH w:val="single" w:color="auto" w:sz="4"/>
+          <w:insideV w:val="single" w:color="auto" w:sz="4"/>
+        </w:tblBorders>
+      </w:tblPr>
+      <w:tblGrid>
+        <w:gridCol w:w="2400"/>
+        <w:gridCol w:w="6626"/>
+      </w:tblGrid>
+      <w:tr>
+        <w:tc>
+          <w:tcPr>
+            <w:tcW w:type="dxa" w:w="2400"/>
+            <w:tcBorders>
+              <w:top w:val="single" w:color="C8CCD0" w:sz="1"/>
+              <w:left w:val="single" w:color="C8CCD0" w:sz="1"/>
+              <w:bottom w:val="single" w:color="C8CCD0" w:sz="1"/>
+              <w:right w:val="single" w:color="C8CCD0" w:sz="1"/>
+            </w:tcBorders>
+            <w:shd w:fill="E8F5E9" w:val="clear"/>
+            <w:tcMar>
+              <w:top w:type="dxa" w:w="60"/>
+              <w:left w:type="dxa" w:w="100"/>
+              <w:bottom w:type="dxa" w:w="60"/>
+              <w:right w:type="dxa" w:w="100"/>
+            </w:tcMar>
+          </w:tcPr>
+          <w:p>
+            <w:r>
+              <w:rPr>
+                <w:rFonts w:ascii="微软雅黑" w:cs="微软雅黑" w:eastAsia="微软雅黑" w:hAnsi="微软雅黑"/>
+                <w:b/>
+                <w:bCs/>
+                <w:sz w:val="22"/>
+                <w:szCs w:val="22"/>
+              </w:rPr>
+              <w:t xml:space="preserve">与孩子关系</w:t>
+            </w:r>
+          </w:p>
+        </w:tc>
+        <w:tc>
+          <w:tcPr>
+            <w:tcW w:type="dxa" w:w="6626"/>
+            <w:tcBorders>
+              <w:top w:val="single" w:color="C8CCD0" w:sz="1"/>
+              <w:left w:val="single" w:color="C8CCD0" w:sz="1"/>
+              <w:bottom w:val="single" w:color="C8CCD0" w:sz="1"/>
+              <w:right w:val="single" w:color="C8CCD0" w:sz="1"/>
+            </w:tcBorders>
+            <w:tcMar>
+              <w:top w:type="dxa" w:w="60"/>
+              <w:left w:type="dxa" w:w="100"/>
+              <w:bottom w:type="dxa" w:w="60"/>
+              <w:right w:type="dxa" w:w="100"/>
+            </w:tcMar>
+          </w:tcPr>
+          <w:p>
+            <w:r>
+              <w:rPr>
+                <w:i/>
+                <w:iCs/>
+                <w:color w:val="888888"/>
+                <w:sz w:val="22"/>
+                <w:szCs w:val="22"/>
+              </w:rPr>
               <w:t xml:space="preserve">请注明身份（如：爷爷、舅舅等）</w:t>
+            </w:r>
+          </w:p>
+        </w:tc>
+      </w:tr>
+      <w:tr>
+        <w:tc>
+          <w:tcPr>
+            <w:tcW w:type="dxa" w:w="2400"/>
+            <w:tcBorders>
+              <w:top w:val="single" w:color="C8CCD0" w:sz="1"/>
+              <w:left w:val="single" w:color="C8CCD0" w:sz="1"/>
+              <w:bottom w:val="single" w:color="C8CCD0" w:sz="1"/>
+              <w:right w:val="single" w:color="C8CCD0" w:sz="1"/>
+            </w:tcBorders>
+            <w:shd w:fill="E8F5E9" w:val="clear"/>
+            <w:tcMar>
+              <w:top w:type="dxa" w:w="60"/>
+              <w:left w:type="dxa" w:w="100"/>
+              <w:bottom w:type="dxa" w:w="60"/>
+              <w:right w:type="dxa" w:w="100"/>
+            </w:tcMar>
+          </w:tcPr>
+          <w:p>
+            <w:r>
+              <w:rPr>
+                <w:rFonts w:ascii="微软雅黑" w:cs="微软雅黑" w:eastAsia="微软雅黑" w:hAnsi="微软雅黑"/>
+                <w:b/>
+                <w:bCs/>
+                <w:sz w:val="22"/>
+                <w:szCs w:val="22"/>
+              </w:rPr>
+              <w:t xml:space="preserve">姓名</w:t>
+            </w:r>
+          </w:p>
+        </w:tc>
+        <w:tc>
+          <w:tcPr>
+            <w:tcW w:type="dxa" w:w="6626"/>
+            <w:tcBorders>
+              <w:top w:val="single" w:color="C8CCD0" w:sz="1"/>
+              <w:left w:val="single" w:color="C8CCD0" w:sz="1"/>
+              <w:bottom w:val="single" w:color="C8CCD0" w:sz="1"/>
+              <w:right w:val="single" w:color="C8CCD0" w:sz="1"/>
+            </w:tcBorders>
+            <w:tcMar>
+              <w:top w:type="dxa" w:w="60"/>
+              <w:left w:type="dxa" w:w="100"/>
+              <w:bottom w:type="dxa" w:w="60"/>
+              <w:right w:type="dxa" w:w="100"/>
+            </w:tcMar>
+          </w:tcPr>
+          <w:p>
+            <w:r>
+              <w:rPr>
+                <w:i/>
+                <w:iCs/>
+                <w:color w:val="888888"/>
+                <w:sz w:val="22"/>
+                <w:szCs w:val="22"/>
+              </w:rPr>
+              <w:t xml:space="preserve">参加请填写姓名</w:t>
+            </w:r>
+          </w:p>
+        </w:tc>
+      </w:tr>
+      <w:tr>
+        <w:tc>
+          <w:tcPr>
+            <w:tcW w:type="dxa" w:w="2400"/>
+            <w:tcBorders>
+              <w:top w:val="single" w:color="C8CCD0" w:sz="1"/>
+              <w:left w:val="single" w:color="C8CCD0" w:sz="1"/>
+              <w:bottom w:val="single" w:color="C8CCD0" w:sz="1"/>
+              <w:right w:val="single" w:color="C8CCD0" w:sz="1"/>
+            </w:tcBorders>
+            <w:shd w:fill="E8F5E9" w:val="clear"/>
+            <w:tcMar>
+              <w:top w:type="dxa" w:w="60"/>
+              <w:left w:type="dxa" w:w="100"/>
+              <w:bottom w:type="dxa" w:w="60"/>
+              <w:right w:type="dxa" w:w="100"/>
+            </w:tcMar>
+          </w:tcPr>
+          <w:p>
+            <w:r>
+              <w:rPr>
+                <w:rFonts w:ascii="微软雅黑" w:cs="微软雅黑" w:eastAsia="微软雅黑" w:hAnsi="微软雅黑"/>
+                <w:b/>
+                <w:bCs/>
+                <w:sz w:val="22"/>
+                <w:szCs w:val="22"/>
+              </w:rPr>
+              <w:t xml:space="preserve">手机号</w:t>
+            </w:r>
+          </w:p>
+        </w:tc>
+        <w:tc>
+          <w:tcPr>
+            <w:tcW w:type="dxa" w:w="6626"/>
+            <w:tcBorders>
+              <w:top w:val="single" w:color="C8CCD0" w:sz="1"/>
+              <w:left w:val="single" w:color="C8CCD0" w:sz="1"/>
+              <w:bottom w:val="single" w:color="C8CCD0" w:sz="1"/>
+              <w:right w:val="single" w:color="C8CCD0" w:sz="1"/>
+            </w:tcBorders>
+            <w:tcMar>
+              <w:top w:type="dxa" w:w="60"/>
+              <w:left w:type="dxa" w:w="100"/>
+              <w:bottom w:type="dxa" w:w="60"/>
+              <w:right w:type="dxa" w:w="100"/>
+            </w:tcMar>
+          </w:tcPr>
+          <w:p>
+            <w:r>
+              <w:rPr>
+                <w:i/>
+                <w:iCs/>
+                <w:color w:val="888888"/>
+                <w:sz w:val="22"/>
+                <w:szCs w:val="22"/>
+              </w:rPr>
+              <w:t xml:space="preserve">参加请填写手机号</w:t>
             </w:r>
           </w:p>
         </w:tc>
